--- a/World-Builds/01-Post-Apostolic-House-Church/CiC_W1_Doc05_Ecological_Reconstruction_FINAL.docx
+++ b/World-Builds/01-Post-Apostolic-House-Church/CiC_W1_Doc05_Ecological_Reconstruction_FINAL.docx
@@ -2,15 +2,14 @@
 <file path=word/document.xml><?xml version="1.0" encoding="utf-8"?>
 <w:document xmlns:w="http://schemas.openxmlformats.org/wordprocessingml/2006/main" xmlns:m="http://schemas.openxmlformats.org/officeDocument/2006/math" xmlns:r="http://schemas.openxmlformats.org/officeDocument/2006/relationships" xmlns:o="urn:schemas-microsoft-com:office:office" xmlns:v="urn:schemas-microsoft-com:vml" xmlns:w10="urn:schemas-microsoft-com:office:word" xmlns:a="http://schemas.openxmlformats.org/drawingml/2006/main" xmlns:pic="http://schemas.openxmlformats.org/drawingml/2006/picture" xmlns:wp="http://schemas.openxmlformats.org/drawingml/2006/wordprocessingDrawing">
   <w:body>
+    <w:bookmarkStart w:id="45" w:name="doc_05-ecological-reconstruction"/>
     <w:p>
       <w:pPr>
         <w:pStyle w:val="Heading1"/>
       </w:pPr>
-      <w:bookmarkStart w:id="20" w:name="doc_05-ecological-reconstruction"/>
       <w:r>
         <w:t xml:space="preserve">Doc_05 — Ecological Reconstruction</w:t>
       </w:r>
-      <w:bookmarkEnd w:id="20"/>
     </w:p>
     <w:p>
       <w:pPr>
@@ -18,6 +17,7 @@
       </w:pPr>
       <w:r>
         <w:rPr>
+          <w:bCs/>
           <w:b/>
         </w:rPr>
         <w:t xml:space="preserve">World #1: Post-Apostolic/Sub-Apostolic House-Church Christianity (c.70–200 CE, Antioch/Syria, Asia Minor, Rome)</w:t>
@@ -29,6 +29,7 @@
       </w:pPr>
       <w:r>
         <w:rPr>
+          <w:bCs/>
           <w:b/>
         </w:rPr>
         <w:t xml:space="preserve">Status:</w:t>
@@ -64,6 +65,7 @@
       </w:pPr>
       <w:r>
         <w:rPr>
+          <w:bCs/>
           <w:b/>
         </w:rPr>
         <w:t xml:space="preserve">Governed by:</w:t>
@@ -81,6 +83,7 @@
       </w:pPr>
       <w:r>
         <w:rPr>
+          <w:bCs/>
           <w:b/>
         </w:rPr>
         <w:t xml:space="preserve">Built from:</w:t>
@@ -99,15 +102,14 @@
         </w:pict>
       </w:r>
     </w:p>
+    <w:bookmarkStart w:id="20" w:name="purpose-and-scope"/>
     <w:p>
       <w:pPr>
         <w:pStyle w:val="Heading2"/>
       </w:pPr>
-      <w:bookmarkStart w:id="21" w:name="purpose-and-scope"/>
       <w:r>
         <w:t xml:space="preserve">0. Purpose and Scope</w:t>
       </w:r>
-      <w:bookmarkEnd w:id="21"/>
     </w:p>
     <w:p>
       <w:pPr>
@@ -121,6 +123,7 @@
       </w:r>
       <w:r>
         <w:rPr>
+          <w:bCs/>
           <w:b/>
         </w:rPr>
         <w:t xml:space="preserve">Grounding notes</w:t>
@@ -129,7 +132,7 @@
         <w:t xml:space="preserve"> </w:t>
       </w:r>
       <w:r>
-        <w:t xml:space="preserve">set apart from the inhabited prose, not folded into it. This revision applies that separation throughout, correcting round-1 review’s central finding that the first draft’s inhabited prose defaulted to mixing the two registers.</w:t>
+        <w:t xml:space="preserve">set apart from the inhabited prose, not folded into it. That separation is applied throughout, keeping the inhabited prose’s own register distinct from the sourcing/classification apparatus rather than mixing the two.</w:t>
       </w:r>
     </w:p>
     <w:p>
@@ -138,6 +141,7 @@
       </w:pPr>
       <w:r>
         <w:rPr>
+          <w:bCs/>
           <w:b/>
         </w:rPr>
         <w:t xml:space="preserve">A note on what this step is not, mirroring Doc_04’s own discipline:</w:t>
@@ -155,9 +159,10 @@
       </w:pPr>
       <w:r>
         <w:rPr>
-          <w:b/>
-        </w:rPr>
-        <w:t xml:space="preserve">Revised reconciliation of the Framework’s lens structure (replacing the round-1 draft’s Section 0 table):</w:t>
+          <w:bCs/>
+          <w:b/>
+        </w:rPr>
+        <w:t xml:space="preserve">Reconciliation of the Framework’s lens structure:</w:t>
       </w:r>
       <w:r>
         <w:t xml:space="preserve"> </w:t>
@@ -179,6 +184,7 @@
       </w:r>
       <w:r>
         <w:rPr>
+          <w:bCs/>
           <w:b/>
         </w:rPr>
         <w:t xml:space="preserve">plus any additional ecology dimensions specific to the world’s character</w:t>
@@ -193,7 +199,7 @@
         <w:t xml:space="preserve"> </w:t>
       </w:r>
       <w:r>
-        <w:t xml:space="preserve">Round-1 review correctly found that the first draft’s reconciliation (i) treated the five-lens list as closed, silently dropping the</w:t>
+        <w:t xml:space="preserve">The five-lens list is not closed — the</w:t>
       </w:r>
       <w:r>
         <w:t xml:space="preserve"> </w:t>
@@ -211,7 +217,7 @@
         <w:t xml:space="preserve"> </w:t>
       </w:r>
       <w:r>
-        <w:t xml:space="preserve">clause, and (ii) nested Boundary Structures under Community Ecology despite both the Construction Framework’s own Step 5 Activities line and the Forces Framework (Steps 5 and 7 — Step 7 explicitly:</w:t>
+        <w:t xml:space="preserve">clause is live — and Boundary Structures is not a dimension nested under Community Ecology: both the Construction Framework’s own Step 5 Activities line and the Forces Framework (Steps 5 and 7 — Step 7 explicitly:</w:t>
       </w:r>
       <w:r>
         <w:t xml:space="preserve"> </w:t>
@@ -226,13 +232,14 @@
         <w:t xml:space="preserve">”</w:t>
       </w:r>
       <w:r>
-        <w:t xml:space="preserve">) naming</w:t>
-      </w:r>
-      <w:r>
-        <w:t xml:space="preserve"> </w:t>
-      </w:r>
-      <w:r>
-        <w:rPr>
+        <w:t xml:space="preserve">) name</w:t>
+      </w:r>
+      <w:r>
+        <w:t xml:space="preserve"> </w:t>
+      </w:r>
+      <w:r>
+        <w:rPr>
+          <w:bCs/>
           <w:b/>
         </w:rPr>
         <w:t xml:space="preserve">Human, Community, and Boundary Ecology as three peer lenses</w:t>
@@ -253,6 +260,7 @@
       </w:r>
       <w:r>
         <w:rPr>
+          <w:bCs/>
           <w:b/>
         </w:rPr>
         <w:t xml:space="preserve">Boundary Ecology is elevated to its own standalone lens (Section 3 below)</w:t>
@@ -282,8 +290,9 @@
     <w:tbl>
       <w:tblPr>
         <w:tblStyle w:val="Table"/>
-        <w:tblW w:type="pct" w:w="5000.0"/>
-        <w:tblLook w:firstRow="1"/>
+        <w:tblW w:type="pct" w:w="5000"/>
+        <w:tblLook w:firstRow="1" w:lastRow="0" w:firstColumn="0" w:lastColumn="0" w:noHBand="0" w:noVBand="0" w:val="0020"/>
+        <w:jc w:val="start"/>
       </w:tblPr>
       <w:tblGrid>
         <w:gridCol w:w="3960"/>
@@ -291,15 +300,10 @@
       </w:tblGrid>
       <w:tr>
         <w:trPr>
-          <w:cnfStyle w:firstRow="1"/>
+          <w:tblHeader w:val="true"/>
         </w:trPr>
         <w:tc>
-          <w:tcPr>
-            <w:tcBorders>
-              <w:bottom w:val="single"/>
-            </w:tcBorders>
-            <w:vAlign w:val="bottom"/>
-          </w:tcPr>
+          <w:tcPr/>
           <w:p>
             <w:pPr>
               <w:pStyle w:val="Compact"/>
@@ -311,12 +315,7 @@
           </w:p>
         </w:tc>
         <w:tc>
-          <w:tcPr>
-            <w:tcBorders>
-              <w:bottom w:val="single"/>
-            </w:tcBorders>
-            <w:vAlign w:val="bottom"/>
-          </w:tcPr>
+          <w:tcPr/>
           <w:p>
             <w:pPr>
               <w:pStyle w:val="Compact"/>
@@ -330,6 +329,7 @@
       </w:tr>
       <w:tr>
         <w:tc>
+          <w:tcPr/>
           <w:p>
             <w:pPr>
               <w:pStyle w:val="Compact"/>
@@ -337,6 +337,7 @@
             </w:pPr>
             <w:r>
               <w:rPr>
+                <w:bCs/>
                 <w:b/>
               </w:rPr>
               <w:t xml:space="preserve">Human Ecology</w:t>
@@ -350,6 +351,7 @@
           </w:p>
         </w:tc>
         <w:tc>
+          <w:tcPr/>
           <w:p>
             <w:pPr>
               <w:pStyle w:val="Compact"/>
@@ -363,6 +365,7 @@
       </w:tr>
       <w:tr>
         <w:tc>
+          <w:tcPr/>
           <w:p>
             <w:pPr>
               <w:pStyle w:val="Compact"/>
@@ -370,6 +373,7 @@
             </w:pPr>
             <w:r>
               <w:rPr>
+                <w:bCs/>
                 <w:b/>
               </w:rPr>
               <w:t xml:space="preserve">Community Ecology</w:t>
@@ -383,6 +387,7 @@
           </w:p>
         </w:tc>
         <w:tc>
+          <w:tcPr/>
           <w:p>
             <w:pPr>
               <w:pStyle w:val="Compact"/>
@@ -396,6 +401,7 @@
       </w:tr>
       <w:tr>
         <w:tc>
+          <w:tcPr/>
           <w:p>
             <w:pPr>
               <w:pStyle w:val="Compact"/>
@@ -403,6 +409,7 @@
             </w:pPr>
             <w:r>
               <w:rPr>
+                <w:bCs/>
                 <w:b/>
               </w:rPr>
               <w:t xml:space="preserve">Boundary Ecology</w:t>
@@ -416,6 +423,7 @@
           </w:p>
         </w:tc>
         <w:tc>
+          <w:tcPr/>
           <w:p>
             <w:pPr>
               <w:pStyle w:val="Compact"/>
@@ -429,6 +437,7 @@
       </w:tr>
       <w:tr>
         <w:tc>
+          <w:tcPr/>
           <w:p>
             <w:pPr>
               <w:pStyle w:val="Compact"/>
@@ -436,6 +445,7 @@
             </w:pPr>
             <w:r>
               <w:rPr>
+                <w:bCs/>
                 <w:b/>
               </w:rPr>
               <w:t xml:space="preserve">Worship Ecology</w:t>
@@ -449,6 +459,7 @@
           </w:p>
         </w:tc>
         <w:tc>
+          <w:tcPr/>
           <w:p>
             <w:pPr>
               <w:pStyle w:val="Compact"/>
@@ -462,6 +473,7 @@
       </w:tr>
       <w:tr>
         <w:tc>
+          <w:tcPr/>
           <w:p>
             <w:pPr>
               <w:pStyle w:val="Compact"/>
@@ -469,6 +481,7 @@
             </w:pPr>
             <w:r>
               <w:rPr>
+                <w:bCs/>
                 <w:b/>
               </w:rPr>
               <w:t xml:space="preserve">Organizational Ecology</w:t>
@@ -482,6 +495,7 @@
           </w:p>
         </w:tc>
         <w:tc>
+          <w:tcPr/>
           <w:p>
             <w:pPr>
               <w:pStyle w:val="Compact"/>
@@ -495,6 +509,7 @@
       </w:tr>
       <w:tr>
         <w:tc>
+          <w:tcPr/>
           <w:p>
             <w:pPr>
               <w:pStyle w:val="Compact"/>
@@ -502,6 +517,7 @@
             </w:pPr>
             <w:r>
               <w:rPr>
+                <w:bCs/>
                 <w:b/>
               </w:rPr>
               <w:t xml:space="preserve">Ministry Ecology</w:t>
@@ -515,6 +531,7 @@
           </w:p>
         </w:tc>
         <w:tc>
+          <w:tcPr/>
           <w:p>
             <w:pPr>
               <w:pStyle w:val="Compact"/>
@@ -542,15 +559,15 @@
         </w:pict>
       </w:r>
     </w:p>
+    <w:bookmarkEnd w:id="20"/>
+    <w:bookmarkStart w:id="21" w:name="revision-log"/>
     <w:p>
       <w:pPr>
         <w:pStyle w:val="Heading2"/>
       </w:pPr>
-      <w:bookmarkStart w:id="22" w:name="revision-log"/>
       <w:r>
         <w:t xml:space="preserve">Revision Log</w:t>
       </w:r>
-      <w:bookmarkEnd w:id="22"/>
     </w:p>
     <w:p>
       <w:pPr>
@@ -562,6 +579,7 @@
       </w:pPr>
       <w:r>
         <w:rPr>
+          <w:bCs/>
           <w:b/>
         </w:rPr>
         <w:t xml:space="preserve">Draft 1:</w:t>
@@ -583,6 +601,7 @@
       </w:pPr>
       <w:r>
         <w:rPr>
+          <w:bCs/>
           <w:b/>
         </w:rPr>
         <w:t xml:space="preserve">Revision 1:</w:t>
@@ -604,6 +623,7 @@
       </w:pPr>
       <w:r>
         <w:rPr>
+          <w:bCs/>
           <w:b/>
         </w:rPr>
         <w:t xml:space="preserve">Revision 2:</w:t>
@@ -625,6 +645,7 @@
       </w:pPr>
       <w:r>
         <w:rPr>
+          <w:bCs/>
           <w:b/>
         </w:rPr>
         <w:t xml:space="preserve">Revision 3:</w:t>
@@ -646,6 +667,7 @@
       </w:pPr>
       <w:r>
         <w:rPr>
+          <w:bCs/>
           <w:b/>
         </w:rPr>
         <w:t xml:space="preserve">Revision 4:</w:t>
@@ -667,6 +689,7 @@
       </w:pPr>
       <w:r>
         <w:rPr>
+          <w:bCs/>
           <w:b/>
         </w:rPr>
         <w:t xml:space="preserve">Revision 5:</w:t>
@@ -688,6 +711,7 @@
       </w:pPr>
       <w:r>
         <w:rPr>
+          <w:bCs/>
           <w:b/>
         </w:rPr>
         <w:t xml:space="preserve">Revision 6:</w:t>
@@ -709,6 +733,7 @@
       </w:pPr>
       <w:r>
         <w:rPr>
+          <w:bCs/>
           <w:b/>
         </w:rPr>
         <w:t xml:space="preserve">Revision 7 (this document):</w:t>
@@ -727,25 +752,24 @@
         </w:pict>
       </w:r>
     </w:p>
+    <w:bookmarkEnd w:id="21"/>
+    <w:bookmarkStart w:id="24" w:name="X52c5c7bd56fcc9de436d92400e7ff814bb00708"/>
     <w:p>
       <w:pPr>
         <w:pStyle w:val="Heading2"/>
       </w:pPr>
-      <w:bookmarkStart w:id="23" w:name="X52c5c7bd56fcc9de436d92400e7ff814bb00708"/>
       <w:r>
         <w:t xml:space="preserve">1. Human Ecology — the person this world’s evidence can actually show us</w:t>
       </w:r>
-      <w:bookmarkEnd w:id="23"/>
-    </w:p>
+    </w:p>
+    <w:bookmarkStart w:id="22" w:name="X8232f0901eac849d3b53e7cc90158b4dcccc1a0"/>
     <w:p>
       <w:pPr>
         <w:pStyle w:val="Heading3"/>
       </w:pPr>
-      <w:bookmarkStart w:id="24" w:name="X8232f0901eac849d3b53e7cc90158b4dcccc1a0"/>
       <w:r>
         <w:t xml:space="preserve">1.1 Formation Ecology — practices, habits, disciplines, formative relationships</w:t>
       </w:r>
-      <w:bookmarkEnd w:id="24"/>
     </w:p>
     <w:p>
       <w:pPr>
@@ -777,6 +801,7 @@
       </w:r>
       <w:r>
         <w:rPr>
+          <w:iCs/>
           <w:i/>
         </w:rPr>
         <w:t xml:space="preserve">ekklesia</w:t>
@@ -789,6 +814,7 @@
       </w:r>
       <w:r>
         <w:rPr>
+          <w:iCs/>
           <w:i/>
         </w:rPr>
         <w:t xml:space="preserve">episkopos</w:t>
@@ -809,6 +835,7 @@
       </w:r>
       <w:r>
         <w:rPr>
+          <w:iCs/>
           <w:i/>
         </w:rPr>
         <w:t xml:space="preserve">was</w:t>
@@ -846,6 +873,7 @@
       </w:pPr>
       <w:r>
         <w:rPr>
+          <w:iCs/>
           <w:i/>
         </w:rPr>
         <w:t xml:space="preserve">Grounding note:</w:t>
@@ -861,6 +889,7 @@
       </w:r>
       <w:r>
         <w:rPr>
+          <w:iCs/>
           <w:i/>
         </w:rPr>
         <w:t xml:space="preserve">episkopos</w:t>
@@ -873,6 +902,7 @@
       </w:r>
       <w:r>
         <w:rPr>
+          <w:iCs/>
           <w:i/>
         </w:rPr>
         <w:t xml:space="preserve">presbyterion</w:t>
@@ -885,6 +915,7 @@
       </w:r>
       <w:r>
         <w:rPr>
+          <w:iCs/>
           <w:i/>
         </w:rPr>
         <w:t xml:space="preserve">Smyrnaeans</w:t>
@@ -900,6 +931,7 @@
       </w:r>
       <w:r>
         <w:rPr>
+          <w:iCs/>
           <w:i/>
         </w:rPr>
         <w:t xml:space="preserve">First Apology</w:t>
@@ -915,6 +947,7 @@
       </w:r>
       <w:r>
         <w:rPr>
+          <w:iCs/>
           <w:i/>
         </w:rPr>
         <w:t xml:space="preserve">Shepherd</w:t>
@@ -923,15 +956,15 @@
         <w:t xml:space="preserve">, part of this world’s Strand B (Rome) evidentiary base per Doc_02.</w:t>
       </w:r>
     </w:p>
+    <w:bookmarkEnd w:id="22"/>
+    <w:bookmarkStart w:id="23" w:name="Xd03b838c2d6641dbf5e6c136c32b7eb7b6935c3"/>
     <w:p>
       <w:pPr>
         <w:pStyle w:val="Heading3"/>
       </w:pPr>
-      <w:bookmarkStart w:id="25" w:name="Xd03b838c2d6641dbf5e6c136c32b7eb7b6935c3"/>
       <w:r>
         <w:t xml:space="preserve">1.2 Emotional and Affective Reconstruction — hopes, fears, emotional weighting</w:t>
       </w:r>
-      <w:bookmarkEnd w:id="25"/>
     </w:p>
     <w:p>
       <w:pPr>
@@ -969,6 +1002,7 @@
       </w:r>
       <w:r>
         <w:rPr>
+          <w:iCs/>
           <w:i/>
         </w:rPr>
         <w:t xml:space="preserve">ekklesia</w:t>
@@ -984,6 +1018,7 @@
       </w:r>
       <w:r>
         <w:rPr>
+          <w:iCs/>
           <w:i/>
         </w:rPr>
         <w:t xml:space="preserve">ekklesia</w:t>
@@ -1001,6 +1036,7 @@
       </w:pPr>
       <w:r>
         <w:rPr>
+          <w:iCs/>
           <w:i/>
         </w:rPr>
         <w:t xml:space="preserve">Grounding note (Forces integration, per Framework Step 5 — this lens cannot be written without it):</w:t>
@@ -1016,6 +1052,7 @@
       </w:r>
       <w:r>
         <w:rPr>
+          <w:iCs/>
           <w:i/>
         </w:rPr>
         <w:t xml:space="preserve">Romans</w:t>
@@ -1052,25 +1089,25 @@
         </w:pict>
       </w:r>
     </w:p>
+    <w:bookmarkEnd w:id="23"/>
+    <w:bookmarkEnd w:id="24"/>
+    <w:bookmarkStart w:id="27" w:name="X7ee5a1f28b9d6c05ef8abf46517f7c65fe2b35c"/>
     <w:p>
       <w:pPr>
         <w:pStyle w:val="Heading2"/>
       </w:pPr>
-      <w:bookmarkStart w:id="26" w:name="X7ee5a1f28b9d6c05ef8abf46517f7c65fe2b35c"/>
       <w:r>
         <w:t xml:space="preserve">2. Community Ecology — how these scattered assemblies held together</w:t>
       </w:r>
-      <w:bookmarkEnd w:id="26"/>
-    </w:p>
+    </w:p>
+    <w:bookmarkStart w:id="25" w:name="X402a3968456c64e168d07d82312df551d76e569"/>
     <w:p>
       <w:pPr>
         <w:pStyle w:val="Heading3"/>
       </w:pPr>
-      <w:bookmarkStart w:id="27" w:name="X402a3968456c64e168d07d82312df551d76e569"/>
       <w:r>
         <w:t xml:space="preserve">2.1 Meaning Transmission — teaching, memory, storytelling, apprenticeship</w:t>
       </w:r>
-      <w:bookmarkEnd w:id="27"/>
     </w:p>
     <w:p>
       <w:pPr>
@@ -1084,6 +1121,7 @@
       </w:r>
       <w:r>
         <w:rPr>
+          <w:iCs/>
           <w:i/>
         </w:rPr>
         <w:t xml:space="preserve">ekklesia</w:t>
@@ -1117,6 +1155,7 @@
       </w:pPr>
       <w:r>
         <w:rPr>
+          <w:iCs/>
           <w:i/>
         </w:rPr>
         <w:t xml:space="preserve">Grounding note:</w:t>
@@ -1146,15 +1185,15 @@
         <w:t xml:space="preserve">finding and Doc_04’s own G03 Dependency-test line, both of which read the absence of institutional record-keeping as plausibly explained by legal exposure rather than by simple non-survival — genuine forces integration into this dimension, addressing round-1 review’s finding that this sub-dimension had none. The apprenticeship material draws on the Didache’s own Two Ways material (chs. 1–6), taught before baptism per Didache 7; per Doc_03’s citation discipline, the Two Ways material is Didache content, distinct from the separate fact of how the manuscript containing it survived to reach modern readers.</w:t>
       </w:r>
     </w:p>
+    <w:bookmarkEnd w:id="25"/>
+    <w:bookmarkStart w:id="26" w:name="memory-structures"/>
     <w:p>
       <w:pPr>
         <w:pStyle w:val="Heading3"/>
       </w:pPr>
-      <w:bookmarkStart w:id="28" w:name="memory-structures"/>
       <w:r>
         <w:t xml:space="preserve">2.2 Memory Structures</w:t>
       </w:r>
-      <w:bookmarkEnd w:id="28"/>
     </w:p>
     <w:p>
       <w:pPr>
@@ -1170,6 +1209,7 @@
       </w:pPr>
       <w:r>
         <w:rPr>
+          <w:iCs/>
           <w:i/>
         </w:rPr>
         <w:t xml:space="preserve">Grounding note:</w:t>
@@ -1185,6 +1225,7 @@
       </w:r>
       <w:r>
         <w:rPr>
+          <w:bCs/>
           <w:b/>
         </w:rPr>
         <w:t xml:space="preserve">Carried forward from Doc_04, not resolved here:</w:t>
@@ -1203,15 +1244,16 @@
         </w:pict>
       </w:r>
     </w:p>
+    <w:bookmarkEnd w:id="26"/>
+    <w:bookmarkEnd w:id="27"/>
+    <w:bookmarkStart w:id="29" w:name="boundary-ecology"/>
     <w:p>
       <w:pPr>
         <w:pStyle w:val="Heading2"/>
       </w:pPr>
-      <w:bookmarkStart w:id="29" w:name="boundary-ecology"/>
       <w:r>
         <w:t xml:space="preserve">3. Boundary Ecology</w:t>
       </w:r>
-      <w:bookmarkEnd w:id="29"/>
     </w:p>
     <w:p>
       <w:pPr>
@@ -1219,56 +1261,62 @@
       </w:pPr>
       <w:r>
         <w:rPr>
+          <w:iCs/>
           <w:i/>
         </w:rPr>
         <w:t xml:space="preserve">(Elevated to a standalone lens this revision, per Section 0’s reconciliation — the Framework’s own</w:t>
       </w:r>
       <w:r>
         <w:rPr>
+          <w:iCs/>
           <w:i/>
         </w:rPr>
         <w:t xml:space="preserve"> </w:t>
       </w:r>
       <w:r>
         <w:rPr>
+          <w:iCs/>
           <w:i/>
         </w:rPr>
         <w:t xml:space="preserve">“</w:t>
       </w:r>
       <w:r>
         <w:rPr>
+          <w:iCs/>
           <w:i/>
         </w:rPr>
         <w:t xml:space="preserve">additional ecology dimensions specific to the world’s character</w:t>
       </w:r>
       <w:r>
         <w:rPr>
+          <w:iCs/>
           <w:i/>
         </w:rPr>
         <w:t xml:space="preserve">”</w:t>
       </w:r>
       <w:r>
         <w:rPr>
+          <w:iCs/>
           <w:i/>
         </w:rPr>
         <w:t xml:space="preserve"> </w:t>
       </w:r>
       <w:r>
         <w:rPr>
+          <w:iCs/>
           <w:i/>
         </w:rPr>
         <w:t xml:space="preserve">allowance, applied because boundary-drawing is one of Doc_01’s own Distinct World Criteria for this world, and because the Forces Framework names Boundary Ecology as a peer lens to Human and Community Ecology rather than a dimension subordinate to either.)</w:t>
       </w:r>
     </w:p>
+    <w:bookmarkStart w:id="28" w:name="boundary-structures"/>
     <w:p>
       <w:pPr>
         <w:pStyle w:val="Heading3"/>
       </w:pPr>
-      <w:bookmarkStart w:id="30" w:name="boundary-structures"/>
       <w:r>
         <w:t xml:space="preserve">3.1 Boundary Structures</w:t>
       </w:r>
-      <w:bookmarkEnd w:id="30"/>
     </w:p>
     <w:p>
       <w:pPr>
@@ -1300,6 +1348,7 @@
       </w:pPr>
       <w:r>
         <w:rPr>
+          <w:iCs/>
           <w:i/>
         </w:rPr>
         <w:t xml:space="preserve">Grounding note (Forces integration, per Framework Step 5 and Step 7):</w:t>
@@ -1336,25 +1385,25 @@
         </w:pict>
       </w:r>
     </w:p>
+    <w:bookmarkEnd w:id="28"/>
+    <w:bookmarkEnd w:id="29"/>
+    <w:bookmarkStart w:id="32" w:name="worship-ecology"/>
     <w:p>
       <w:pPr>
         <w:pStyle w:val="Heading2"/>
       </w:pPr>
-      <w:bookmarkStart w:id="31" w:name="worship-ecology"/>
       <w:r>
         <w:t xml:space="preserve">4. Worship Ecology</w:t>
       </w:r>
-      <w:bookmarkEnd w:id="31"/>
-    </w:p>
+    </w:p>
+    <w:bookmarkStart w:id="30" w:name="worship-integration-analysis"/>
     <w:p>
       <w:pPr>
         <w:pStyle w:val="Heading3"/>
       </w:pPr>
-      <w:bookmarkStart w:id="32" w:name="worship-integration-analysis"/>
       <w:r>
         <w:t xml:space="preserve">4.1 Worship Integration Analysis</w:t>
       </w:r>
-      <w:bookmarkEnd w:id="32"/>
     </w:p>
     <w:p>
       <w:pPr>
@@ -1368,6 +1417,7 @@
       </w:r>
       <w:r>
         <w:rPr>
+          <w:iCs/>
           <w:i/>
         </w:rPr>
         <w:t xml:space="preserve">the</w:t>
@@ -1393,6 +1443,7 @@
       </w:pPr>
       <w:r>
         <w:rPr>
+          <w:iCs/>
           <w:i/>
         </w:rPr>
         <w:t xml:space="preserve">Grounding note:</w:t>
@@ -1401,31 +1452,14 @@
         <w:t xml:space="preserve"> </w:t>
       </w:r>
       <w:r>
-        <w:t xml:space="preserve">this section draws on G07 (Primary; Didache 9–10’s thanksgiving-prayer sequence and cup-before-bread order, Registry-traceable within Doc_02 Section 4 — this revision removed a paraphrase of Didache 9:4’s</w:t>
-      </w:r>
-      <w:r>
-        <w:t xml:space="preserve"> </w:t>
-      </w:r>
-      <w:r>
-        <w:t xml:space="preserve">“</w:t>
-      </w:r>
-      <w:r>
-        <w:t xml:space="preserve">scattered and gathered</w:t>
-      </w:r>
-      <w:r>
-        <w:t xml:space="preserve">”</w:t>
-      </w:r>
-      <w:r>
-        <w:t xml:space="preserve"> </w:t>
-      </w:r>
-      <w:r>
-        <w:t xml:space="preserve">grain image, per round-2 review’s finding that this specific image is not developed anywhere in Doc_02 and remained untraceable even after being reworded rather than quoted; Ignatius’s</w:t>
-      </w:r>
-      <w:r>
-        <w:t xml:space="preserve"> </w:t>
-      </w:r>
-      <w:r>
-        <w:rPr>
+        <w:t xml:space="preserve">this section draws on G07 (Primary; Didache 9–10’s thanksgiving-prayer sequence and cup-before-bread order, Registry-traceable within Doc_02 Section 4; Ignatius’s</w:t>
+      </w:r>
+      <w:r>
+        <w:t xml:space="preserve"> </w:t>
+      </w:r>
+      <w:r>
+        <w:rPr>
+          <w:iCs/>
           <w:i/>
         </w:rPr>
         <w:t xml:space="preserve">Philadelphians</w:t>
@@ -1459,6 +1493,7 @@
       </w:r>
       <w:r>
         <w:rPr>
+          <w:iCs/>
           <w:i/>
         </w:rPr>
         <w:t xml:space="preserve">Smyrnaeans</w:t>
@@ -1474,6 +1509,7 @@
       </w:r>
       <w:r>
         <w:rPr>
+          <w:iCs/>
           <w:i/>
         </w:rPr>
         <w:t xml:space="preserve">First Apology</w:t>
@@ -1507,6 +1543,7 @@
       </w:r>
       <w:r>
         <w:rPr>
+          <w:iCs/>
           <w:i/>
         </w:rPr>
         <w:t xml:space="preserve">dies natalis</w:t>
@@ -1518,15 +1555,15 @@
         <w:t xml:space="preserve">language, which Doc_04’s own G04 entry treats as this world beginning to hand off to a later period, not as something this world’s own practice had yet fully organized around.</w:t>
       </w:r>
     </w:p>
+    <w:bookmarkEnd w:id="30"/>
+    <w:bookmarkStart w:id="31" w:name="baptismal-practice"/>
     <w:p>
       <w:pPr>
         <w:pStyle w:val="Heading3"/>
       </w:pPr>
-      <w:bookmarkStart w:id="33" w:name="baptismal-practice"/>
       <w:r>
         <w:t xml:space="preserve">4.2 Baptismal Practice</w:t>
       </w:r>
-      <w:bookmarkEnd w:id="33"/>
     </w:p>
     <w:p>
       <w:pPr>
@@ -1534,6 +1571,7 @@
       </w:pPr>
       <w:r>
         <w:rPr>
+          <w:bCs/>
           <w:b/>
         </w:rPr>
         <w:t xml:space="preserve">Added at Step 9’s Validation &amp; Testing pass (2026-07-08), closing a gap Doc_03 §4 Open Item 6 assigned to this document and this document did not, at the time, execute.</w:t>
@@ -1577,6 +1615,7 @@
       </w:pPr>
       <w:r>
         <w:rPr>
+          <w:iCs/>
           <w:i/>
         </w:rPr>
         <w:t xml:space="preserve">Grounding note:</w:t>
@@ -1592,6 +1631,7 @@
       </w:r>
       <w:r>
         <w:rPr>
+          <w:iCs/>
           <w:i/>
         </w:rPr>
         <w:t xml:space="preserve">First Apology</w:t>
@@ -1633,6 +1673,7 @@
       </w:r>
       <w:r>
         <w:rPr>
+          <w:iCs/>
           <w:i/>
         </w:rPr>
         <w:t xml:space="preserve">Smyrnaeans</w:t>
@@ -1660,6 +1701,7 @@
       </w:r>
       <w:r>
         <w:rPr>
+          <w:iCs/>
           <w:i/>
         </w:rPr>
         <w:t xml:space="preserve">Christ’s own</w:t>
@@ -1672,6 +1714,7 @@
       </w:r>
       <w:r>
         <w:rPr>
+          <w:iCs/>
           <w:i/>
         </w:rPr>
         <w:t xml:space="preserve">Ephesians</w:t>
@@ -1687,6 +1730,7 @@
       </w:r>
       <w:r>
         <w:rPr>
+          <w:iCs/>
           <w:i/>
         </w:rPr>
         <w:t xml:space="preserve">Smyrnaeans</w:t>
@@ -1702,6 +1746,7 @@
       </w:r>
       <w:r>
         <w:rPr>
+          <w:iCs/>
           <w:i/>
         </w:rPr>
         <w:t xml:space="preserve">Polycarp</w:t>
@@ -1735,6 +1780,7 @@
       </w:r>
       <w:r>
         <w:rPr>
+          <w:iCs/>
           <w:i/>
         </w:rPr>
         <w:t xml:space="preserve">Romans</w:t>
@@ -1768,6 +1814,7 @@
       </w:r>
       <w:r>
         <w:rPr>
+          <w:iCs/>
           <w:i/>
         </w:rPr>
         <w:t xml:space="preserve">procedure</w:t>
@@ -1786,25 +1833,25 @@
         </w:pict>
       </w:r>
     </w:p>
+    <w:bookmarkEnd w:id="31"/>
+    <w:bookmarkEnd w:id="32"/>
+    <w:bookmarkStart w:id="35" w:name="organizational-ecology"/>
     <w:p>
       <w:pPr>
         <w:pStyle w:val="Heading2"/>
       </w:pPr>
-      <w:bookmarkStart w:id="34" w:name="organizational-ecology"/>
       <w:r>
         <w:t xml:space="preserve">5. Organizational Ecology</w:t>
       </w:r>
-      <w:bookmarkEnd w:id="34"/>
-    </w:p>
+    </w:p>
+    <w:bookmarkStart w:id="33" w:name="authority-structures"/>
     <w:p>
       <w:pPr>
         <w:pStyle w:val="Heading3"/>
       </w:pPr>
-      <w:bookmarkStart w:id="35" w:name="authority-structures"/>
       <w:r>
         <w:t xml:space="preserve">5.1 Authority Structures</w:t>
       </w:r>
-      <w:bookmarkEnd w:id="35"/>
     </w:p>
     <w:p>
       <w:pPr>
@@ -1820,6 +1867,7 @@
       </w:pPr>
       <w:r>
         <w:rPr>
+          <w:iCs/>
           <w:i/>
         </w:rPr>
         <w:t xml:space="preserve">Grounding note:</w:t>
@@ -1835,6 +1883,7 @@
       </w:r>
       <w:r>
         <w:rPr>
+          <w:iCs/>
           <w:i/>
         </w:rPr>
         <w:t xml:space="preserve">specific</w:t>
@@ -1868,69 +1917,79 @@
       </w:r>
       <w:r>
         <w:rPr>
+          <w:bCs/>
           <w:b/>
         </w:rPr>
         <w:t xml:space="preserve">The lyre image is Ignatius’s own (</w:t>
       </w:r>
       <w:r>
         <w:rPr>
+          <w:iCs/>
           <w:i/>
+          <w:bCs/>
           <w:b/>
         </w:rPr>
         <w:t xml:space="preserve">Ephesians</w:t>
       </w:r>
       <w:r>
         <w:rPr>
-          <w:b/>
-        </w:rPr>
-        <w:t xml:space="preserve"> </w:t>
-      </w:r>
-      <w:r>
-        <w:rPr>
+          <w:bCs/>
+          <w:b/>
+        </w:rPr>
+        <w:t xml:space="preserve"> </w:t>
+      </w:r>
+      <w:r>
+        <w:rPr>
+          <w:bCs/>
           <w:b/>
         </w:rPr>
         <w:t xml:space="preserve">4:</w:t>
       </w:r>
       <w:r>
         <w:rPr>
-          <w:b/>
-        </w:rPr>
-        <w:t xml:space="preserve"> </w:t>
-      </w:r>
-      <w:r>
-        <w:rPr>
-          <w:b/>
-        </w:rPr>
-        <w:t xml:space="preserve">“</w:t>
-      </w:r>
-      <w:r>
-        <w:rPr>
+          <w:bCs/>
+          <w:b/>
+        </w:rPr>
+        <w:t xml:space="preserve"> </w:t>
+      </w:r>
+      <w:r>
+        <w:rPr>
+          <w:bCs/>
+          <w:b/>
+        </w:rPr>
+        <w:t xml:space="preserve">“</w:t>
+      </w:r>
+      <w:r>
+        <w:rPr>
+          <w:bCs/>
           <w:b/>
         </w:rPr>
         <w:t xml:space="preserve">your justly renowned presbytery… is fitted as exactly to the bishop as the strings are to the harp</w:t>
       </w:r>
       <w:r>
         <w:rPr>
-          <w:b/>
-        </w:rPr>
-        <w:t xml:space="preserve">”</w:t>
-      </w:r>
-      <w:r>
-        <w:rPr>
+          <w:bCs/>
+          <w:b/>
+        </w:rPr>
+        <w:t xml:space="preserve">”</w:t>
+      </w:r>
+      <w:r>
+        <w:rPr>
+          <w:bCs/>
           <w:b/>
         </w:rPr>
         <w:t xml:space="preserve">) — new primary-text engagement performed at this step, web-verified against the actual text rather than taken from memory. Consistent with Open Item 2’s treatment of the oikos citations (round-2 review flagged the first revision’s asymmetric disclosure here), this citation should likewise be formally logged as a new Source Registry consideration before Doc_06 or Doc_07 rely on it as established, since it is not currently a Doc_02 Registry row.</w:t>
       </w:r>
     </w:p>
+    <w:bookmarkEnd w:id="33"/>
+    <w:bookmarkStart w:id="34" w:name="formation-logic"/>
     <w:p>
       <w:pPr>
         <w:pStyle w:val="Heading3"/>
       </w:pPr>
-      <w:bookmarkStart w:id="36" w:name="formation-logic"/>
       <w:r>
         <w:t xml:space="preserve">5.2 Formation Logic</w:t>
       </w:r>
-      <w:bookmarkEnd w:id="36"/>
     </w:p>
     <w:p>
       <w:pPr>
@@ -1946,6 +2005,7 @@
       </w:pPr>
       <w:r>
         <w:rPr>
+          <w:iCs/>
           <w:i/>
         </w:rPr>
         <w:t xml:space="preserve">Grounding note:</w:t>
@@ -1964,25 +2024,25 @@
         </w:pict>
       </w:r>
     </w:p>
+    <w:bookmarkEnd w:id="34"/>
+    <w:bookmarkEnd w:id="35"/>
+    <w:bookmarkStart w:id="39" w:name="ministry-ecology"/>
     <w:p>
       <w:pPr>
         <w:pStyle w:val="Heading2"/>
       </w:pPr>
-      <w:bookmarkStart w:id="37" w:name="ministry-ecology"/>
       <w:r>
         <w:t xml:space="preserve">6. Ministry Ecology</w:t>
       </w:r>
-      <w:bookmarkEnd w:id="37"/>
-    </w:p>
+    </w:p>
+    <w:bookmarkStart w:id="36" w:name="interpretive-ecology"/>
     <w:p>
       <w:pPr>
         <w:pStyle w:val="Heading3"/>
       </w:pPr>
-      <w:bookmarkStart w:id="38" w:name="interpretive-ecology"/>
       <w:r>
         <w:t xml:space="preserve">6.1 Interpretive Ecology</w:t>
       </w:r>
-      <w:bookmarkEnd w:id="38"/>
     </w:p>
     <w:p>
       <w:pPr>
@@ -1998,6 +2058,7 @@
       </w:pPr>
       <w:r>
         <w:rPr>
+          <w:iCs/>
           <w:i/>
         </w:rPr>
         <w:t xml:space="preserve">Grounding note:</w:t>
@@ -2009,15 +2070,15 @@
         <w:t xml:space="preserve">draws on the outside witnesses (Pliny, Tacitus, Suetonius, Lucian) for the legal/theological dual character of the name itself, per Doc_02’s Attention Presence/Absence analysis and Doc_04’s G03; the three interpretive postures draw on the Didache, Ignatius/Polycarp, and Hermas respectively.</w:t>
       </w:r>
     </w:p>
+    <w:bookmarkEnd w:id="36"/>
+    <w:bookmarkStart w:id="37" w:name="representative-theological-patterns"/>
     <w:p>
       <w:pPr>
         <w:pStyle w:val="Heading3"/>
       </w:pPr>
-      <w:bookmarkStart w:id="39" w:name="representative-theological-patterns"/>
       <w:r>
         <w:t xml:space="preserve">6.2 Representative Theological Patterns</w:t>
       </w:r>
-      <w:bookmarkEnd w:id="39"/>
     </w:p>
     <w:p>
       <w:pPr>
@@ -2033,6 +2094,7 @@
       </w:pPr>
       <w:r>
         <w:rPr>
+          <w:iCs/>
           <w:i/>
         </w:rPr>
         <w:t xml:space="preserve">Grounding note:</w:t>
@@ -2059,18 +2121,18 @@
         <w:t xml:space="preserve"> </w:t>
       </w:r>
       <w:r>
-        <w:t xml:space="preserve">since G05 remains Strand-bound; the pattern synthesizes two strand-specific phenomena rather than implying G05 achieved cross-strand status, a wording correction made this revision per round-1 review’s cosmetic finding). The second draws on Hermas (Strand B).</w:t>
-      </w:r>
-    </w:p>
+        <w:t xml:space="preserve">since G05 remains Strand-bound; the pattern synthesizes two strand-specific phenomena rather than implying G05 achieved cross-strand status). The second draws on Hermas (Strand B).</w:t>
+      </w:r>
+    </w:p>
+    <w:bookmarkEnd w:id="37"/>
+    <w:bookmarkStart w:id="38" w:name="power-influence-and-historical-dynamics"/>
     <w:p>
       <w:pPr>
         <w:pStyle w:val="Heading3"/>
       </w:pPr>
-      <w:bookmarkStart w:id="40" w:name="power-influence-and-historical-dynamics"/>
       <w:r>
         <w:t xml:space="preserve">6.3 Power, Influence, and Historical Dynamics</w:t>
       </w:r>
-      <w:bookmarkEnd w:id="40"/>
     </w:p>
     <w:p>
       <w:pPr>
@@ -2112,6 +2174,7 @@
       </w:pPr>
       <w:r>
         <w:rPr>
+          <w:iCs/>
           <w:i/>
         </w:rPr>
         <w:t xml:space="preserve">Grounding note:</w:t>
@@ -2148,15 +2211,16 @@
         </w:pict>
       </w:r>
     </w:p>
+    <w:bookmarkEnd w:id="38"/>
+    <w:bookmarkEnd w:id="39"/>
+    <w:bookmarkStart w:id="40" w:name="Xe6fce3498bb042b058b03a6df84f55c23995049"/>
     <w:p>
       <w:pPr>
         <w:pStyle w:val="Heading2"/>
       </w:pPr>
-      <w:bookmarkStart w:id="41" w:name="Xe6fce3498bb042b058b03a6df84f55c23995049"/>
       <w:r>
         <w:t xml:space="preserve">7. Forces Integration Summary (Forces Framework Step 5)</w:t>
       </w:r>
-      <w:bookmarkEnd w:id="41"/>
     </w:p>
     <w:p>
       <w:pPr>
@@ -2170,6 +2234,7 @@
       </w:r>
       <w:r>
         <w:rPr>
+          <w:bCs/>
           <w:b/>
         </w:rPr>
         <w:t xml:space="preserve">Rebuilt in full this revision (round 4), rather than patched row-by-row:</w:t>
@@ -2184,8 +2249,9 @@
     <w:tbl>
       <w:tblPr>
         <w:tblStyle w:val="Table"/>
-        <w:tblW w:type="pct" w:w="5000.0"/>
-        <w:tblLook w:firstRow="1"/>
+        <w:tblW w:type="pct" w:w="5000"/>
+        <w:tblLook w:firstRow="1" w:lastRow="0" w:firstColumn="0" w:lastColumn="0" w:noHBand="0" w:noVBand="0" w:val="0020"/>
+        <w:jc w:val="start"/>
       </w:tblPr>
       <w:tblGrid>
         <w:gridCol w:w="2640"/>
@@ -2194,15 +2260,10 @@
       </w:tblGrid>
       <w:tr>
         <w:trPr>
-          <w:cnfStyle w:firstRow="1"/>
+          <w:tblHeader w:val="true"/>
         </w:trPr>
         <w:tc>
-          <w:tcPr>
-            <w:tcBorders>
-              <w:bottom w:val="single"/>
-            </w:tcBorders>
-            <w:vAlign w:val="bottom"/>
-          </w:tcPr>
+          <w:tcPr/>
           <w:p>
             <w:pPr>
               <w:pStyle w:val="Compact"/>
@@ -2214,12 +2275,7 @@
           </w:p>
         </w:tc>
         <w:tc>
-          <w:tcPr>
-            <w:tcBorders>
-              <w:bottom w:val="single"/>
-            </w:tcBorders>
-            <w:vAlign w:val="bottom"/>
-          </w:tcPr>
+          <w:tcPr/>
           <w:p>
             <w:pPr>
               <w:pStyle w:val="Compact"/>
@@ -2231,12 +2287,7 @@
           </w:p>
         </w:tc>
         <w:tc>
-          <w:tcPr>
-            <w:tcBorders>
-              <w:bottom w:val="single"/>
-            </w:tcBorders>
-            <w:vAlign w:val="bottom"/>
-          </w:tcPr>
+          <w:tcPr/>
           <w:p>
             <w:pPr>
               <w:pStyle w:val="Compact"/>
@@ -2250,6 +2301,7 @@
       </w:tr>
       <w:tr>
         <w:tc>
+          <w:tcPr/>
           <w:p>
             <w:pPr>
               <w:pStyle w:val="Compact"/>
@@ -2261,6 +2313,7 @@
           </w:p>
         </w:tc>
         <w:tc>
+          <w:tcPr/>
           <w:p>
             <w:pPr>
               <w:pStyle w:val="Compact"/>
@@ -2272,6 +2325,7 @@
           </w:p>
         </w:tc>
         <w:tc>
+          <w:tcPr/>
           <w:p>
             <w:pPr>
               <w:pStyle w:val="Compact"/>
@@ -2285,6 +2339,7 @@
       </w:tr>
       <w:tr>
         <w:tc>
+          <w:tcPr/>
           <w:p>
             <w:pPr>
               <w:pStyle w:val="Compact"/>
@@ -2296,6 +2351,7 @@
           </w:p>
         </w:tc>
         <w:tc>
+          <w:tcPr/>
           <w:p>
             <w:pPr>
               <w:pStyle w:val="Compact"/>
@@ -2307,6 +2363,7 @@
           </w:p>
         </w:tc>
         <w:tc>
+          <w:tcPr/>
           <w:p>
             <w:pPr>
               <w:pStyle w:val="Compact"/>
@@ -2329,6 +2386,7 @@
             </w:r>
             <w:r>
               <w:rPr>
+                <w:iCs/>
                 <w:i/>
               </w:rPr>
               <w:t xml:space="preserve">for</w:t>
@@ -2389,6 +2447,7 @@
             </w:r>
             <w:r>
               <w:rPr>
+                <w:bCs/>
                 <w:b/>
               </w:rPr>
               <w:t xml:space="preserve">Sourcing precision, added round 7:</w:t>
@@ -2404,6 +2463,7 @@
       </w:tr>
       <w:tr>
         <w:tc>
+          <w:tcPr/>
           <w:p>
             <w:pPr>
               <w:pStyle w:val="Compact"/>
@@ -2415,6 +2475,7 @@
           </w:p>
         </w:tc>
         <w:tc>
+          <w:tcPr/>
           <w:p>
             <w:pPr>
               <w:pStyle w:val="Compact"/>
@@ -2426,6 +2487,7 @@
           </w:p>
         </w:tc>
         <w:tc>
+          <w:tcPr/>
           <w:p>
             <w:pPr>
               <w:pStyle w:val="Compact"/>
@@ -2469,6 +2531,7 @@
             </w:r>
             <w:r>
               <w:rPr>
+                <w:bCs/>
                 <w:b/>
               </w:rPr>
               <w:t xml:space="preserve">Corrected round 7:</w:t>
@@ -2484,6 +2547,7 @@
       </w:tr>
       <w:tr>
         <w:tc>
+          <w:tcPr/>
           <w:p>
             <w:pPr>
               <w:pStyle w:val="Compact"/>
@@ -2495,6 +2559,7 @@
           </w:p>
         </w:tc>
         <w:tc>
+          <w:tcPr/>
           <w:p>
             <w:pPr>
               <w:pStyle w:val="Compact"/>
@@ -2508,6 +2573,7 @@
             </w:r>
             <w:r>
               <w:rPr>
+                <w:iCs/>
                 <w:i/>
               </w:rPr>
               <w:t xml:space="preserve">dies natalis</w:t>
@@ -2518,6 +2584,7 @@
           </w:p>
         </w:tc>
         <w:tc>
+          <w:tcPr/>
           <w:p>
             <w:pPr>
               <w:pStyle w:val="Compact"/>
@@ -2531,6 +2598,7 @@
       </w:tr>
       <w:tr>
         <w:tc>
+          <w:tcPr/>
           <w:p>
             <w:pPr>
               <w:pStyle w:val="Compact"/>
@@ -2542,6 +2610,7 @@
           </w:p>
         </w:tc>
         <w:tc>
+          <w:tcPr/>
           <w:p>
             <w:pPr>
               <w:pStyle w:val="Compact"/>
@@ -2553,6 +2622,7 @@
           </w:p>
         </w:tc>
         <w:tc>
+          <w:tcPr/>
           <w:p>
             <w:pPr>
               <w:pStyle w:val="Compact"/>
@@ -2566,6 +2636,7 @@
       </w:tr>
       <w:tr>
         <w:tc>
+          <w:tcPr/>
           <w:p>
             <w:pPr>
               <w:pStyle w:val="Compact"/>
@@ -2577,6 +2648,7 @@
           </w:p>
         </w:tc>
         <w:tc>
+          <w:tcPr/>
           <w:p>
             <w:pPr>
               <w:pStyle w:val="Compact"/>
@@ -2588,6 +2660,7 @@
           </w:p>
         </w:tc>
         <w:tc>
+          <w:tcPr/>
           <w:p>
             <w:pPr>
               <w:pStyle w:val="Compact"/>
@@ -2601,6 +2674,7 @@
       </w:tr>
       <w:tr>
         <w:tc>
+          <w:tcPr/>
           <w:p>
             <w:pPr>
               <w:pStyle w:val="Compact"/>
@@ -2612,6 +2686,7 @@
           </w:p>
         </w:tc>
         <w:tc>
+          <w:tcPr/>
           <w:p>
             <w:pPr>
               <w:pStyle w:val="Compact"/>
@@ -2623,6 +2698,7 @@
           </w:p>
         </w:tc>
         <w:tc>
+          <w:tcPr/>
           <w:p>
             <w:pPr>
               <w:pStyle w:val="Compact"/>
@@ -2636,6 +2712,7 @@
             </w:r>
             <w:r>
               <w:rPr>
+                <w:bCs/>
                 <w:b/>
               </w:rPr>
               <w:t xml:space="preserve">2.1 and 4.1 added this revision</w:t>
@@ -2669,6 +2746,7 @@
       </w:tr>
       <w:tr>
         <w:tc>
+          <w:tcPr/>
           <w:p>
             <w:pPr>
               <w:pStyle w:val="Compact"/>
@@ -2680,6 +2758,7 @@
           </w:p>
         </w:tc>
         <w:tc>
+          <w:tcPr/>
           <w:p>
             <w:pPr>
               <w:pStyle w:val="Compact"/>
@@ -2691,6 +2770,7 @@
           </w:p>
         </w:tc>
         <w:tc>
+          <w:tcPr/>
           <w:p>
             <w:pPr>
               <w:pStyle w:val="Compact"/>
@@ -2704,42 +2784,49 @@
             </w:r>
             <w:r>
               <w:rPr>
+                <w:bCs/>
                 <w:b/>
               </w:rPr>
               <w:t xml:space="preserve">Restated with explicit section numbers this revision, replacing the prior vague</w:t>
             </w:r>
             <w:r>
               <w:rPr>
+                <w:bCs/>
                 <w:b/>
               </w:rPr>
               <w:t xml:space="preserve"> </w:t>
             </w:r>
             <w:r>
               <w:rPr>
+                <w:bCs/>
                 <w:b/>
               </w:rPr>
               <w:t xml:space="preserve">“</w:t>
             </w:r>
             <w:r>
               <w:rPr>
+                <w:bCs/>
                 <w:b/>
               </w:rPr>
               <w:t xml:space="preserve">noted as a limitation throughout</w:t>
             </w:r>
             <w:r>
               <w:rPr>
+                <w:bCs/>
                 <w:b/>
               </w:rPr>
               <w:t xml:space="preserve">”</w:t>
             </w:r>
             <w:r>
               <w:rPr>
+                <w:bCs/>
                 <w:b/>
               </w:rPr>
               <w:t xml:space="preserve"> </w:t>
             </w:r>
             <w:r>
               <w:rPr>
+                <w:bCs/>
                 <w:b/>
               </w:rPr>
               <w:t xml:space="preserve">phrasing</w:t>
@@ -2760,6 +2847,7 @@
       </w:pPr>
       <w:r>
         <w:rPr>
+          <w:bCs/>
           <w:b/>
         </w:rPr>
         <w:t xml:space="preserve">Reconciliation note on this rebuild:</w:t>
@@ -2777,9 +2865,10 @@
       </w:pPr>
       <w:r>
         <w:rPr>
-          <w:b/>
-        </w:rPr>
-        <w:t xml:space="preserve">Sourcing precision note, added per round-5 review:</w:t>
+          <w:bCs/>
+          <w:b/>
+        </w:rPr>
+        <w:t xml:space="preserve">Sourcing precision note:</w:t>
       </w:r>
       <w:r>
         <w:t xml:space="preserve"> </w:t>
@@ -2792,6 +2881,7 @@
       </w:r>
       <w:r>
         <w:rPr>
+          <w:iCs/>
           <w:i/>
         </w:rPr>
         <w:t xml:space="preserve">about</w:t>
@@ -2842,51 +2932,16 @@
       </w:pPr>
       <w:r>
         <w:rPr>
-          <w:b/>
-        </w:rPr>
-        <w:t xml:space="preserve">Disagreement withdrawn, per round-6 review:</w:t>
-      </w:r>
-      <w:r>
-        <w:t xml:space="preserve"> </w:t>
-      </w:r>
-      <w:r>
-        <w:t xml:space="preserve">round-5 review found this table incomplete for omitting rows for G01, G02, and G07. Revision 5 rejected that finding for all three, on the ground that G03 alone is explicitly called a force in Doc_04’s own text while G01/G02/G07 merely</w:t>
-      </w:r>
-      <w:r>
-        <w:t xml:space="preserve"> </w:t>
-      </w:r>
-      <w:r>
-        <w:t xml:space="preserve">“</w:t>
-      </w:r>
-      <w:r>
-        <w:t xml:space="preserve">intensify under</w:t>
-      </w:r>
-      <w:r>
-        <w:t xml:space="preserve">”</w:t>
-      </w:r>
-      <w:r>
-        <w:t xml:space="preserve"> </w:t>
-      </w:r>
-      <w:r>
-        <w:t xml:space="preserve">or</w:t>
-      </w:r>
-      <w:r>
-        <w:t xml:space="preserve"> </w:t>
-      </w:r>
-      <w:r>
-        <w:t xml:space="preserve">“</w:t>
-      </w:r>
-      <w:r>
-        <w:t xml:space="preserve">respond to</w:t>
-      </w:r>
-      <w:r>
-        <w:t xml:space="preserve">”</w:t>
-      </w:r>
-      <w:r>
-        <w:t xml:space="preserve"> </w:t>
-      </w:r>
-      <w:r>
-        <w:t xml:space="preserve">forces. Round-6 review checked this reasoning directly against Doc_04’s actual text and the Forces Framework’s own governing language and found it did not hold for G01 and G02: their own Forces-test results use the identical</w:t>
+          <w:bCs/>
+          <w:b/>
+        </w:rPr>
+        <w:t xml:space="preserve">Why G01, G02, and G07 are or are not included:</w:t>
+      </w:r>
+      <w:r>
+        <w:t xml:space="preserve"> </w:t>
+      </w:r>
+      <w:r>
+        <w:t xml:space="preserve">G03 is explicitly called a force in Doc_04’s own text, but G01 and G02 belong here too: their own Forces-test results use the identical</w:t>
       </w:r>
       <w:r>
         <w:t xml:space="preserve"> </w:t>
@@ -2922,16 +2977,17 @@
         <w:t xml:space="preserve"> </w:t>
       </w:r>
       <w:r>
-        <w:t xml:space="preserve">as an internal force, while Step 5 explicitly calls for documenting how internal forces shaped the reception of external pressure — exactly what G01’s and G02’s own Forces-test entries describe. Applying the document’s own stated inclusion criterion consistently, rather than only to G04, requires rows for G01 and G02 as well; both are added above.</w:t>
-      </w:r>
-      <w:r>
-        <w:t xml:space="preserve"> </w:t>
-      </w:r>
-      <w:r>
-        <w:rPr>
-          <w:b/>
-        </w:rPr>
-        <w:t xml:space="preserve">G07 is retained as excluded</w:t>
+        <w:t xml:space="preserve">as an internal force, while Step 5 explicitly calls for documenting how internal forces shaped the reception of external pressure — exactly what G01’s and G02’s own Forces-test entries describe. Applying the document’s own stated inclusion criterion consistently, rather than only to G04, requires rows for G01 and G02 as well; both are included above.</w:t>
+      </w:r>
+      <w:r>
+        <w:t xml:space="preserve"> </w:t>
+      </w:r>
+      <w:r>
+        <w:rPr>
+          <w:bCs/>
+          <w:b/>
+        </w:rPr>
+        <w:t xml:space="preserve">G07 is excluded</w:t>
       </w:r>
       <w:r>
         <w:t xml:space="preserve">, on the narrower and more defensible ground actually available: G07’s own Forces-test text describes no force-response relationship at all (</w:t>
@@ -2964,7 +3020,7 @@
         <w:t xml:space="preserve"> </w:t>
       </w:r>
       <w:r>
-        <w:t xml:space="preserve">relationship, so it does not meet even the corrected criterion. This document accepts round-6’s correction rather than defend a rejection that its own governing texts do not support.</w:t>
+        <w:t xml:space="preserve">relationship, so it does not meet even the corrected criterion.</w:t>
       </w:r>
     </w:p>
     <w:p>
@@ -2982,15 +3038,15 @@
         </w:pict>
       </w:r>
     </w:p>
+    <w:bookmarkEnd w:id="40"/>
+    <w:bookmarkStart w:id="41" w:name="proportionality-assessment"/>
     <w:p>
       <w:pPr>
         <w:pStyle w:val="Heading2"/>
       </w:pPr>
-      <w:bookmarkStart w:id="42" w:name="proportionality-assessment"/>
       <w:r>
         <w:t xml:space="preserve">8. Proportionality Assessment</w:t>
       </w:r>
-      <w:bookmarkEnd w:id="42"/>
     </w:p>
     <w:p>
       <w:pPr>
@@ -3004,6 +3060,7 @@
       </w:r>
       <w:r>
         <w:rPr>
+          <w:bCs/>
           <w:b/>
         </w:rPr>
         <w:t xml:space="preserve">Correction (Revision 2):</w:t>
@@ -3025,6 +3082,7 @@
       </w:pPr>
       <w:r>
         <w:rPr>
+          <w:bCs/>
           <w:b/>
         </w:rPr>
         <w:t xml:space="preserve">Formation Ecology (1.1)</w:t>
@@ -3040,6 +3098,7 @@
       </w:r>
       <w:r>
         <w:rPr>
+          <w:iCs/>
           <w:i/>
         </w:rPr>
         <w:t xml:space="preserve">episkopos</w:t>
@@ -3058,6 +3117,7 @@
       </w:pPr>
       <w:r>
         <w:rPr>
+          <w:bCs/>
           <w:b/>
         </w:rPr>
         <w:t xml:space="preserve">Worship Integration (4.1)</w:t>
@@ -3079,6 +3139,7 @@
       </w:pPr>
       <w:r>
         <w:rPr>
+          <w:bCs/>
           <w:b/>
         </w:rPr>
         <w:t xml:space="preserve">Authority Structures (5.1)</w:t>
@@ -3100,6 +3161,7 @@
       </w:pPr>
       <w:r>
         <w:rPr>
+          <w:bCs/>
           <w:b/>
         </w:rPr>
         <w:t xml:space="preserve">Emotional/Affective Reconstruction (1.2)</w:t>
@@ -3121,6 +3183,7 @@
       </w:pPr>
       <w:r>
         <w:rPr>
+          <w:bCs/>
           <w:b/>
         </w:rPr>
         <w:t xml:space="preserve">Boundary Structures (3.1)</w:t>
@@ -3129,28 +3192,14 @@
         <w:t xml:space="preserve"> </w:t>
       </w:r>
       <w:r>
-        <w:t xml:space="preserve">—</w:t>
-      </w:r>
-      <w:r>
-        <w:t xml:space="preserve"> </w:t>
-      </w:r>
-      <w:r>
-        <w:rPr>
-          <w:b/>
-        </w:rPr>
-        <w:t xml:space="preserve">newly assessed this revision, per round-1 review’s specific finding that this dimension had been skipped despite being one of Doc_01’s own Distinct World Criteria.</w:t>
-      </w:r>
-      <w:r>
-        <w:t xml:space="preserve"> </w:t>
-      </w:r>
-      <w:r>
-        <w:t xml:space="preserve">Evidence-proportionality is thin (one voice, Tensional classification) and this document’s space allocation matches that thinness. But probable-ecology-proportionality is genuinely uncertain in the other direction from Authority Structures: Doc_01 treats active boundary-drawing against rival claimants as defining enough to this world’s own character to name it a Distinct World Criterion, which suggests the</w:t>
-      </w:r>
-      <w:r>
-        <w:t xml:space="preserve"> </w:t>
-      </w:r>
-      <w:r>
-        <w:rPr>
+        <w:t xml:space="preserve">— Evidence-proportionality is thin (one voice, Tensional classification) and this document’s space allocation matches that thinness. But probable-ecology-proportionality is genuinely uncertain in the other direction from Authority Structures: Doc_01 treats active boundary-drawing against rival claimants as defining enough to this world’s own character to name it a Distinct World Criterion, which suggests the</w:t>
+      </w:r>
+      <w:r>
+        <w:t xml:space="preserve"> </w:t>
+      </w:r>
+      <w:r>
+        <w:rPr>
+          <w:iCs/>
           <w:i/>
         </w:rPr>
         <w:t xml:space="preserve">actual</w:t>
@@ -3172,6 +3221,7 @@
       </w:pPr>
       <w:r>
         <w:rPr>
+          <w:bCs/>
           <w:b/>
         </w:rPr>
         <w:t xml:space="preserve">Meaning Transmission (2.1)</w:t>
@@ -3193,6 +3243,7 @@
       </w:pPr>
       <w:r>
         <w:rPr>
+          <w:bCs/>
           <w:b/>
         </w:rPr>
         <w:t xml:space="preserve">Memory Structures (2.2)</w:t>
@@ -3214,6 +3265,7 @@
       </w:pPr>
       <w:r>
         <w:rPr>
+          <w:bCs/>
           <w:b/>
         </w:rPr>
         <w:t xml:space="preserve">Formation Logic (5.2)</w:t>
@@ -3235,6 +3287,7 @@
       </w:pPr>
       <w:r>
         <w:rPr>
+          <w:bCs/>
           <w:b/>
         </w:rPr>
         <w:t xml:space="preserve">Interpretive Ecology (6.1)</w:t>
@@ -3250,6 +3303,7 @@
       </w:r>
       <w:r>
         <w:rPr>
+          <w:bCs/>
           <w:b/>
         </w:rPr>
         <w:t xml:space="preserve">Representative Theological Patterns (6.2)</w:t>
@@ -3271,6 +3325,7 @@
       </w:pPr>
       <w:r>
         <w:rPr>
+          <w:bCs/>
           <w:b/>
         </w:rPr>
         <w:t xml:space="preserve">Power/Influence/Historical Dynamics (6.3)</w:t>
@@ -3292,25 +3347,30 @@
       </w:pPr>
       <w:r>
         <w:rPr>
+          <w:bCs/>
           <w:b/>
         </w:rPr>
         <w:t xml:space="preserve">The household/</w:t>
       </w:r>
       <w:r>
         <w:rPr>
+          <w:iCs/>
           <w:i/>
+          <w:bCs/>
           <w:b/>
         </w:rPr>
         <w:t xml:space="preserve">oikos</w:t>
       </w:r>
       <w:r>
         <w:rPr>
-          <w:b/>
-        </w:rPr>
-        <w:t xml:space="preserve"> </w:t>
-      </w:r>
-      <w:r>
-        <w:rPr>
+          <w:bCs/>
+          <w:b/>
+        </w:rPr>
+        <w:t xml:space="preserve"> </w:t>
+      </w:r>
+      <w:r>
+        <w:rPr>
+          <w:bCs/>
           <w:b/>
         </w:rPr>
         <w:t xml:space="preserve">dimension</w:t>
@@ -3329,15 +3389,15 @@
         </w:pict>
       </w:r>
     </w:p>
+    <w:bookmarkEnd w:id="41"/>
+    <w:bookmarkStart w:id="42" w:name="ecological-integration-assessment"/>
     <w:p>
       <w:pPr>
         <w:pStyle w:val="Heading2"/>
       </w:pPr>
-      <w:bookmarkStart w:id="43" w:name="ecological-integration-assessment"/>
       <w:r>
         <w:t xml:space="preserve">9. Ecological Integration Assessment</w:t>
       </w:r>
-      <w:bookmarkEnd w:id="43"/>
     </w:p>
     <w:p>
       <w:pPr>
@@ -3349,6 +3409,7 @@
       </w:pPr>
       <w:r>
         <w:rPr>
+          <w:bCs/>
           <w:b/>
         </w:rPr>
         <w:t xml:space="preserve">Strongest relationships:</w:t>
@@ -3370,6 +3431,7 @@
       </w:pPr>
       <w:r>
         <w:rPr>
+          <w:bCs/>
           <w:b/>
         </w:rPr>
         <w:t xml:space="preserve">Clearest tension point:</w:t>
@@ -3391,6 +3453,7 @@
       </w:pPr>
       <w:r>
         <w:rPr>
+          <w:bCs/>
           <w:b/>
         </w:rPr>
         <w:t xml:space="preserve">What remains uncertain:</w:t>
@@ -3412,6 +3475,7 @@
       </w:pPr>
       <w:r>
         <w:rPr>
+          <w:bCs/>
           <w:b/>
         </w:rPr>
         <w:t xml:space="preserve">What appears central vs. peripheral:</w:t>
@@ -3429,159 +3493,16 @@
       </w:pPr>
       <w:r>
         <w:rPr>
+          <w:iCs/>
           <w:i/>
         </w:rPr>
-        <w:t xml:space="preserve">Grounding note, corrected per round-1 and round-2 review:</w:t>
-      </w:r>
-      <w:r>
-        <w:t xml:space="preserve"> </w:t>
-      </w:r>
-      <w:r>
-        <w:t xml:space="preserve">the network’s Primary status (G02) and its role as ecological hub draw on Doc_04’s Interaction Matrix (finalized), which records G02 in a demonstrated relationship (reinforcing or inferential) with G01, G03, and G04, and no demonstrated relationship with G05 or G07. Doc_04’s matrix records the specific relationship types as follows:</w:t>
-      </w:r>
-      <w:r>
-        <w:t xml:space="preserve"> </w:t>
-      </w:r>
-      <w:r>
-        <w:rPr>
-          <w:b/>
-        </w:rPr>
-        <w:t xml:space="preserve">G01↔G02 is plain</w:t>
-      </w:r>
-      <w:r>
-        <w:rPr>
-          <w:b/>
-        </w:rPr>
-        <w:t xml:space="preserve"> </w:t>
-      </w:r>
-      <w:r>
-        <w:rPr>
-          <w:b/>
-        </w:rPr>
-        <w:t xml:space="preserve">“</w:t>
-      </w:r>
-      <w:r>
-        <w:rPr>
-          <w:b/>
-        </w:rPr>
-        <w:t xml:space="preserve">Reinforcing</w:t>
-      </w:r>
-      <w:r>
-        <w:rPr>
-          <w:b/>
-        </w:rPr>
-        <w:t xml:space="preserve">”</w:t>
-      </w:r>
-      <w:r>
-        <w:rPr>
-          <w:b/>
-        </w:rPr>
-        <w:t xml:space="preserve">; G02↔G03 is</w:t>
-      </w:r>
-      <w:r>
-        <w:rPr>
-          <w:b/>
-        </w:rPr>
-        <w:t xml:space="preserve"> </w:t>
-      </w:r>
-      <w:r>
-        <w:rPr>
-          <w:b/>
-        </w:rPr>
-        <w:t xml:space="preserve">“</w:t>
-      </w:r>
-      <w:r>
-        <w:rPr>
-          <w:b/>
-        </w:rPr>
-        <w:t xml:space="preserve">Reshaping (inferential)</w:t>
-      </w:r>
-      <w:r>
-        <w:rPr>
-          <w:b/>
-        </w:rPr>
-        <w:t xml:space="preserve">”</w:t>
-      </w:r>
-      <w:r>
-        <w:rPr>
-          <w:b/>
-        </w:rPr>
-        <w:t xml:space="preserve">; G02↔G04 is</w:t>
-      </w:r>
-      <w:r>
-        <w:rPr>
-          <w:b/>
-        </w:rPr>
-        <w:t xml:space="preserve"> </w:t>
-      </w:r>
-      <w:r>
-        <w:rPr>
-          <w:b/>
-        </w:rPr>
-        <w:t xml:space="preserve">“</w:t>
-      </w:r>
-      <w:r>
-        <w:rPr>
-          <w:b/>
-        </w:rPr>
-        <w:t xml:space="preserve">Reinforcing (inferential).</w:t>
-      </w:r>
-      <w:r>
-        <w:rPr>
-          <w:b/>
-        </w:rPr>
-        <w:t xml:space="preserve">”</w:t>
-      </w:r>
-      <w:r>
-        <w:t xml:space="preserve"> </w:t>
-      </w:r>
-      <w:r>
-        <w:rPr>
-          <w:b/>
-        </w:rPr>
-        <w:t xml:space="preserve">Round-2 correction:</w:t>
-      </w:r>
-      <w:r>
-        <w:t xml:space="preserve"> </w:t>
-      </w:r>
-      <w:r>
-        <w:t xml:space="preserve">the prior revision stated this same set of facts but transposed the last two values against each other in a</w:t>
-      </w:r>
-      <w:r>
-        <w:t xml:space="preserve"> </w:t>
-      </w:r>
-      <w:r>
-        <w:t xml:space="preserve">“</w:t>
-      </w:r>
-      <w:r>
-        <w:t xml:space="preserve">respectively</w:t>
-      </w:r>
-      <w:r>
-        <w:t xml:space="preserve">”</w:t>
-      </w:r>
-      <w:r>
-        <w:t xml:space="preserve"> </w:t>
-      </w:r>
-      <w:r>
-        <w:t xml:space="preserve">construction that read as self-contradictory on the page (asserting G02↔G03 as Reinforcing in one clause and Reshaping in the next). This revision states each pairing as a direct, single claim rather than a paired</w:t>
-      </w:r>
-      <w:r>
-        <w:t xml:space="preserve"> </w:t>
-      </w:r>
-      <w:r>
-        <w:t xml:space="preserve">“</w:t>
-      </w:r>
-      <w:r>
-        <w:t xml:space="preserve">respectively</w:t>
-      </w:r>
-      <w:r>
-        <w:t xml:space="preserve">”</w:t>
-      </w:r>
-      <w:r>
-        <w:t xml:space="preserve"> </w:t>
-      </w:r>
-      <w:r>
-        <w:t xml:space="preserve">list, to remove the ambiguity: G01↔G02 Reinforcing; G02↔G03 Reshaping (inferential) — grounded in G02’s own Forces-test note that Ignatius relies on the network precisely because he is under armed guard, a single-episode anchor; G02↔G04 Reinforcing (inferential).</w:t>
+        <w:t xml:space="preserve">Grounding note:</w:t>
+      </w:r>
+      <w:r>
+        <w:t xml:space="preserve"> </w:t>
+      </w:r>
+      <w:r>
+        <w:t xml:space="preserve">the network’s Primary status (G02) and its role as ecological hub draw on Doc_04’s Interaction Matrix (finalized), which records G02 in a demonstrated relationship (reinforcing or inferential) with G01, G03, and G04, and no demonstrated relationship with G05 or G07. Doc_04’s matrix records the specific relationship types as follows: G01↔G02 Reinforcing; G02↔G03 Reshaping (inferential) — grounded in G02’s own Forces-test note that Ignatius relies on the network precisely because he is under armed guard, a single-episode anchor; G02↔G04 Reinforcing (inferential).</w:t>
       </w:r>
     </w:p>
     <w:p>
@@ -3591,15 +3512,15 @@
         </w:pict>
       </w:r>
     </w:p>
+    <w:bookmarkEnd w:id="42"/>
+    <w:bookmarkStart w:id="43" w:name="X4eed40d35cdf994952b361b13730480584e156b"/>
     <w:p>
       <w:pPr>
         <w:pStyle w:val="Heading2"/>
       </w:pPr>
-      <w:bookmarkStart w:id="44" w:name="X4eed40d35cdf994952b361b13730480584e156b"/>
       <w:r>
         <w:t xml:space="preserve">10. Open items carried forward to Doc_06, Doc_07, and Doc_08</w:t>
       </w:r>
-      <w:bookmarkEnd w:id="44"/>
     </w:p>
     <w:p>
       <w:pPr>
@@ -3623,55 +3544,46 @@
       </w:pPr>
       <w:r>
         <w:rPr>
+          <w:bCs/>
           <w:b/>
         </w:rPr>
         <w:t xml:space="preserve">The household/</w:t>
       </w:r>
       <w:r>
         <w:rPr>
+          <w:iCs/>
           <w:i/>
+          <w:bCs/>
           <w:b/>
         </w:rPr>
         <w:t xml:space="preserve">oikos</w:t>
       </w:r>
       <w:r>
         <w:rPr>
-          <w:b/>
-        </w:rPr>
-        <w:t xml:space="preserve"> </w:t>
-      </w:r>
-      <w:r>
-        <w:rPr>
-          <w:b/>
-        </w:rPr>
-        <w:t xml:space="preserve">primary-text check assigned by Doc_03 to this step — performed this revision, per round-1 review’s finding that Doc_04 and the first draft of this document had each restated the prior step’s differently-scoped finding rather than doing the assigned work.</w:t>
-      </w:r>
-      <w:r>
-        <w:t xml:space="preserve"> </w:t>
-      </w:r>
-      <w:r>
-        <w:t xml:space="preserve">Direct check (web-verified against the actual text, not from memory alone).</w:t>
-      </w:r>
-      <w:r>
-        <w:t xml:space="preserve"> </w:t>
-      </w:r>
-      <w:r>
-        <w:rPr>
-          <w:b/>
-        </w:rPr>
-        <w:t xml:space="preserve">Citation corrected per round-2 review, which found the prior revision misattributed one quotation to the wrong letter:</w:t>
-      </w:r>
-      <w:r>
-        <w:t xml:space="preserve"> </w:t>
-      </w:r>
-      <w:r>
-        <w:t xml:space="preserve">Ignatius uses household-salutation language in at least two separate letters.</w:t>
-      </w:r>
-      <w:r>
-        <w:t xml:space="preserve"> </w:t>
-      </w:r>
-      <w:r>
-        <w:rPr>
+          <w:bCs/>
+          <w:b/>
+        </w:rPr>
+        <w:t xml:space="preserve"> </w:t>
+      </w:r>
+      <w:r>
+        <w:rPr>
+          <w:bCs/>
+          <w:b/>
+        </w:rPr>
+        <w:t xml:space="preserve">primary-text check assigned by Doc_03 to this step is performed directly here, rather than restated from Doc_04’s differently-scoped finding.</w:t>
+      </w:r>
+      <w:r>
+        <w:t xml:space="preserve"> </w:t>
+      </w:r>
+      <w:r>
+        <w:t xml:space="preserve">Direct check (web-verified against the actual text, not from memory alone). Ignatius uses household-salutation language in at least two separate letters.</w:t>
+      </w:r>
+      <w:r>
+        <w:t xml:space="preserve"> </w:t>
+      </w:r>
+      <w:r>
+        <w:rPr>
+          <w:iCs/>
           <w:i/>
         </w:rPr>
         <w:t xml:space="preserve">Smyrnaeans</w:t>
@@ -3702,6 +3614,7 @@
       </w:r>
       <w:r>
         <w:rPr>
+          <w:iCs/>
           <w:i/>
         </w:rPr>
         <w:t xml:space="preserve">Smyrnaeans</w:t>
@@ -3782,37 +3695,7 @@
         <w:t xml:space="preserve"> </w:t>
       </w:r>
       <w:r>
-        <w:t xml:space="preserve">(The prior revision had incorrectly attributed the</w:t>
-      </w:r>
-      <w:r>
-        <w:t xml:space="preserve"> </w:t>
-      </w:r>
-      <w:r>
-        <w:rPr>
-          <w:i/>
-        </w:rPr>
-        <w:t xml:space="preserve">Smyrnaeans</w:t>
-      </w:r>
-      <w:r>
-        <w:t xml:space="preserve"> </w:t>
-      </w:r>
-      <w:r>
-        <w:t xml:space="preserve">13:1 quotation to</w:t>
-      </w:r>
-      <w:r>
-        <w:t xml:space="preserve"> </w:t>
-      </w:r>
-      <w:r>
-        <w:t xml:space="preserve">“</w:t>
-      </w:r>
-      <w:r>
-        <w:t xml:space="preserve">the Letter to Polycarp 8</w:t>
-      </w:r>
-      <w:r>
-        <w:t xml:space="preserve">”</w:t>
-      </w:r>
-      <w:r>
-        <w:t xml:space="preserve">; that letter does contain comparable household-salutation content, but not that specific sentence.) Taken together, this is genuine primary-voice engagement with household-as-recognizable-unit language across two independent letters, newly surfaced at this step. It falls short, however, of an explicit</w:t>
+        <w:t xml:space="preserve">Taken together, this is genuine primary-voice engagement with household-as-recognizable-unit language across two independent letters, newly surfaced at this step. It falls short, however, of an explicit</w:t>
       </w:r>
       <w:r>
         <w:t xml:space="preserve"> </w:t>
@@ -3837,6 +3720,7 @@
       </w:r>
       <w:r>
         <w:rPr>
+          <w:bCs/>
           <w:b/>
         </w:rPr>
         <w:t xml:space="preserve">This finding should be formally logged as a new Source Registry consideration</w:t>
@@ -3894,15 +3778,16 @@
       </w:pPr>
       <w:r>
         <w:rPr>
-          <w:b/>
-        </w:rPr>
-        <w:t xml:space="preserve">Doc_04’s own carry-forward instruction — that G04 and G05’s Strand-bound status should be actively re-tested if this document’s ecological reconstruction develops new Strand B (Roman) evidence — was checked during this revision and came up empty.</w:t>
-      </w:r>
-      <w:r>
-        <w:t xml:space="preserve"> </w:t>
-      </w:r>
-      <w:r>
-        <w:t xml:space="preserve">No Roman-community evidence engaged in Sections 1–6 above (Hermas, 1 Clement) attests martyrdom-as-meaning-response or anti-docetic boundary-drawing content of the kind G04/G05 test for; both remain correctly Strand-A-only. This check is now stated explicitly rather than left implicit, per round-1 review’s finding that its absence from the first draft’s Section 9 was itself a gap.</w:t>
+          <w:bCs/>
+          <w:b/>
+        </w:rPr>
+        <w:t xml:space="preserve">Doc_04’s own carry-forward instruction — that G04 and G05’s Strand-bound status should be actively re-tested if this document’s ecological reconstruction develops new Strand B (Roman) evidence — has been checked, and comes up empty.</w:t>
+      </w:r>
+      <w:r>
+        <w:t xml:space="preserve"> </w:t>
+      </w:r>
+      <w:r>
+        <w:t xml:space="preserve">No Roman-community evidence engaged in Sections 1–6 above (Hermas, 1 Clement) attests martyrdom-as-meaning-response or anti-docetic boundary-drawing content of the kind G04/G05 test for; both remain correctly Strand-A-only. This check is stated explicitly here rather than left implicit.</w:t>
       </w:r>
     </w:p>
     <w:p>
@@ -3912,15 +3797,15 @@
         </w:pict>
       </w:r>
     </w:p>
+    <w:bookmarkEnd w:id="43"/>
+    <w:bookmarkStart w:id="44" w:name="document-log"/>
     <w:p>
       <w:pPr>
         <w:pStyle w:val="Heading2"/>
       </w:pPr>
-      <w:bookmarkStart w:id="45" w:name="document-log"/>
       <w:r>
         <w:t xml:space="preserve">11. Document log</w:t>
       </w:r>
-      <w:bookmarkEnd w:id="45"/>
     </w:p>
     <w:p>
       <w:pPr>
@@ -3928,10 +3813,10 @@
           <w:ilvl w:val="0"/>
           <w:numId w:val="1005"/>
         </w:numPr>
-        <w:pStyle w:val="Compact"/>
-      </w:pPr>
-      <w:r>
-        <w:rPr>
+      </w:pPr>
+      <w:r>
+        <w:rPr>
+          <w:bCs/>
           <w:b/>
         </w:rPr>
         <w:t xml:space="preserve">Document:</w:t>
@@ -3949,10 +3834,10 @@
           <w:ilvl w:val="0"/>
           <w:numId w:val="1005"/>
         </w:numPr>
-        <w:pStyle w:val="Compact"/>
-      </w:pPr>
-      <w:r>
-        <w:rPr>
+      </w:pPr>
+      <w:r>
+        <w:rPr>
+          <w:bCs/>
           <w:b/>
         </w:rPr>
         <w:t xml:space="preserve">Built from:</w:t>
@@ -3970,10 +3855,10 @@
           <w:ilvl w:val="0"/>
           <w:numId w:val="1005"/>
         </w:numPr>
-        <w:pStyle w:val="Compact"/>
-      </w:pPr>
-      <w:r>
-        <w:rPr>
+      </w:pPr>
+      <w:r>
+        <w:rPr>
+          <w:bCs/>
           <w:b/>
         </w:rPr>
         <w:t xml:space="preserve">Draft 1:</w:t>
@@ -3991,10 +3876,10 @@
           <w:ilvl w:val="0"/>
           <w:numId w:val="1005"/>
         </w:numPr>
-        <w:pStyle w:val="Compact"/>
-      </w:pPr>
-      <w:r>
-        <w:rPr>
+      </w:pPr>
+      <w:r>
+        <w:rPr>
+          <w:bCs/>
           <w:b/>
         </w:rPr>
         <w:t xml:space="preserve">Round-1 review outcome:</w:t>
@@ -4040,6 +3925,7 @@
       </w:r>
       <w:r>
         <w:rPr>
+          <w:iCs/>
           <w:i/>
         </w:rPr>
         <w:t xml:space="preserve">oikos</w:t>
@@ -4075,10 +3961,10 @@
           <w:ilvl w:val="0"/>
           <w:numId w:val="1005"/>
         </w:numPr>
-        <w:pStyle w:val="Compact"/>
-      </w:pPr>
-      <w:r>
-        <w:rPr>
+      </w:pPr>
+      <w:r>
+        <w:rPr>
+          <w:bCs/>
           <w:b/>
         </w:rPr>
         <w:t xml:space="preserve">Revision 1 fixes applied:</w:t>
@@ -4132,10 +4018,10 @@
           <w:ilvl w:val="0"/>
           <w:numId w:val="1005"/>
         </w:numPr>
-        <w:pStyle w:val="Compact"/>
-      </w:pPr>
-      <w:r>
-        <w:rPr>
+      </w:pPr>
+      <w:r>
+        <w:rPr>
+          <w:bCs/>
           <w:b/>
         </w:rPr>
         <w:t xml:space="preserve">Round-2 review outcome:</w:t>
@@ -4171,10 +4057,10 @@
           <w:ilvl w:val="0"/>
           <w:numId w:val="1005"/>
         </w:numPr>
-        <w:pStyle w:val="Compact"/>
-      </w:pPr>
-      <w:r>
-        <w:rPr>
+      </w:pPr>
+      <w:r>
+        <w:rPr>
+          <w:bCs/>
           <w:b/>
         </w:rPr>
         <w:t xml:space="preserve">Revision 2 fixes applied:</w:t>
@@ -4205,6 +4091,7 @@
       </w:r>
       <w:r>
         <w:rPr>
+          <w:iCs/>
           <w:i/>
         </w:rPr>
         <w:t xml:space="preserve">dies natalis</w:t>
@@ -4222,10 +4109,10 @@
           <w:ilvl w:val="0"/>
           <w:numId w:val="1005"/>
         </w:numPr>
-        <w:pStyle w:val="Compact"/>
-      </w:pPr>
-      <w:r>
-        <w:rPr>
+      </w:pPr>
+      <w:r>
+        <w:rPr>
+          <w:bCs/>
           <w:b/>
         </w:rPr>
         <w:t xml:space="preserve">Round-3 review outcome:</w:t>
@@ -4255,10 +4142,10 @@
           <w:ilvl w:val="0"/>
           <w:numId w:val="1005"/>
         </w:numPr>
-        <w:pStyle w:val="Compact"/>
-      </w:pPr>
-      <w:r>
-        <w:rPr>
+      </w:pPr>
+      <w:r>
+        <w:rPr>
+          <w:bCs/>
           <w:b/>
         </w:rPr>
         <w:t xml:space="preserve">Revision 3 fixes applied:</w:t>
@@ -4294,10 +4181,10 @@
           <w:ilvl w:val="0"/>
           <w:numId w:val="1005"/>
         </w:numPr>
-        <w:pStyle w:val="Compact"/>
-      </w:pPr>
-      <w:r>
-        <w:rPr>
+      </w:pPr>
+      <w:r>
+        <w:rPr>
+          <w:bCs/>
           <w:b/>
         </w:rPr>
         <w:t xml:space="preserve">Round-4 review outcome:</w:t>
@@ -4333,10 +4220,10 @@
           <w:ilvl w:val="0"/>
           <w:numId w:val="1005"/>
         </w:numPr>
-        <w:pStyle w:val="Compact"/>
-      </w:pPr>
-      <w:r>
-        <w:rPr>
+      </w:pPr>
+      <w:r>
+        <w:rPr>
+          <w:bCs/>
           <w:b/>
         </w:rPr>
         <w:t xml:space="preserve">Revision 4 fixes applied:</w:t>
@@ -4492,10 +4379,10 @@
           <w:ilvl w:val="0"/>
           <w:numId w:val="1005"/>
         </w:numPr>
-        <w:pStyle w:val="Compact"/>
-      </w:pPr>
-      <w:r>
-        <w:rPr>
+      </w:pPr>
+      <w:r>
+        <w:rPr>
+          <w:bCs/>
           <w:b/>
         </w:rPr>
         <w:t xml:space="preserve">Round-5 review outcome:</w:t>
@@ -4573,10 +4460,10 @@
           <w:ilvl w:val="0"/>
           <w:numId w:val="1005"/>
         </w:numPr>
-        <w:pStyle w:val="Compact"/>
-      </w:pPr>
-      <w:r>
-        <w:rPr>
+      </w:pPr>
+      <w:r>
+        <w:rPr>
+          <w:bCs/>
           <w:b/>
         </w:rPr>
         <w:t xml:space="preserve">Revision 5 fixes applied:</w:t>
@@ -4610,6 +4497,7 @@
       </w:r>
       <w:r>
         <w:rPr>
+          <w:bCs/>
           <w:b/>
         </w:rPr>
         <w:t xml:space="preserve">The G01/G02/G07 omission was NOT adopted as a finding</w:t>
@@ -4628,6 +4516,7 @@
       </w:r>
       <w:r>
         <w:rPr>
+          <w:iCs/>
           <w:i/>
         </w:rPr>
         <w:t xml:space="preserve">is</w:t>
@@ -4654,10 +4543,10 @@
           <w:ilvl w:val="0"/>
           <w:numId w:val="1005"/>
         </w:numPr>
-        <w:pStyle w:val="Compact"/>
-      </w:pPr>
-      <w:r>
-        <w:rPr>
+      </w:pPr>
+      <w:r>
+        <w:rPr>
+          <w:bCs/>
           <w:b/>
         </w:rPr>
         <w:t xml:space="preserve">Round-6 review outcome:</w:t>
@@ -4711,10 +4600,10 @@
           <w:ilvl w:val="0"/>
           <w:numId w:val="1005"/>
         </w:numPr>
-        <w:pStyle w:val="Compact"/>
-      </w:pPr>
-      <w:r>
-        <w:rPr>
+      </w:pPr>
+      <w:r>
+        <w:rPr>
+          <w:bCs/>
           <w:b/>
         </w:rPr>
         <w:t xml:space="preserve">Revision 6 fixes applied:</w:t>
@@ -4768,10 +4657,10 @@
           <w:ilvl w:val="0"/>
           <w:numId w:val="1005"/>
         </w:numPr>
-        <w:pStyle w:val="Compact"/>
-      </w:pPr>
-      <w:r>
-        <w:rPr>
+      </w:pPr>
+      <w:r>
+        <w:rPr>
+          <w:bCs/>
           <w:b/>
         </w:rPr>
         <w:t xml:space="preserve">Round-7 review outcome:</w:t>
@@ -4789,10 +4678,10 @@
           <w:ilvl w:val="0"/>
           <w:numId w:val="1005"/>
         </w:numPr>
-        <w:pStyle w:val="Compact"/>
-      </w:pPr>
-      <w:r>
-        <w:rPr>
+      </w:pPr>
+      <w:r>
+        <w:rPr>
+          <w:bCs/>
           <w:b/>
         </w:rPr>
         <w:t xml:space="preserve">Revision 7 fixes applied (cosmetic, applied directly per this project’s revision-decision test — no further review round required):</w:t>
@@ -4828,10 +4717,10 @@
           <w:ilvl w:val="0"/>
           <w:numId w:val="1005"/>
         </w:numPr>
-        <w:pStyle w:val="Compact"/>
-      </w:pPr>
-      <w:r>
-        <w:rPr>
+      </w:pPr>
+      <w:r>
+        <w:rPr>
+          <w:bCs/>
           <w:b/>
         </w:rPr>
         <w:t xml:space="preserve">Prior self-certification flagged and superseded:</w:t>
@@ -4867,10 +4756,10 @@
           <w:ilvl w:val="0"/>
           <w:numId w:val="1005"/>
         </w:numPr>
-        <w:pStyle w:val="Compact"/>
-      </w:pPr>
-      <w:r>
-        <w:rPr>
+      </w:pPr>
+      <w:r>
+        <w:rPr>
+          <w:bCs/>
           <w:b/>
         </w:rPr>
         <w:t xml:space="preserve">[Superseded] Original FINALIZATION entry (retained for the record):</w:t>
@@ -4886,6 +4775,7 @@
       </w:r>
       <w:r>
         <w:rPr>
+          <w:bCs/>
           <w:b/>
         </w:rPr>
         <w:t xml:space="preserve">FINALIZED</w:t>
@@ -4898,6 +4788,7 @@
       </w:r>
       <w:r>
         <w:rPr>
+          <w:bCs/>
           <w:b/>
         </w:rPr>
         <w:t xml:space="preserve">Final state (as claimed at the time):</w:t>
@@ -4906,9 +4797,426 @@
         <w:t xml:space="preserve"> </w:t>
       </w:r>
       <w:r>
-        <w:t xml:space="preserve">all eleven Framework-mandated ecology dimensions covered across six lenses (Human, Community, Boundary [elevated to standalone per this document’s own disclosed interpretive choice], Worship, Organizational, Ministry); Writing-From-Inside Principle maintained throughout inhabited prose with sourcing confined to separated Grounding notes; Forces Framework Step 5 integration genuine and textured in Human, Community, and Boundary Ecology specifically, and summarized in a fully cross-checked Section 7 table (10 rows: G01, G02, G03, G04, G05, institutional silence, eye</w:t>
-      </w:r>
-    </w:p>
+        <w:t xml:space="preserve">all eleven Framework-mandated ecology dimensions covered across six lenses (Human, Community, Boundary [elevated to standalone per this document’s own disclosed interpretive choice], Worship, Organizational, Ministry); Writing-From-Inside Principle maintained throughout inhabited prose with sourcing confined to separated Grounding notes; Forces Framework Step 5 integration genuine and textured in Human, Community, and Boundary Ecology specifically, and summarized in a fully cross-checked Section 7 table (10 rows: G01, G02, G03, G04, G05, institutional silence, eyewitness-generation loss, source asymmetry — G06 and G07 correctly excluded, each for stated, verified reasons); Proportionality Assessment covering all eleven dimensions; Ecological Integration Assessment identifying G02/G07 as ecological hubs and G05 as the tension point; six open items carried forward to Doc_06/07/08, including the third-Asia-Minor-profile item, the oikos/house-church primary-text finding (with a Doc_02 Registry-escalation recommendation), and the Framework’s own unresolved lens-naming ambiguity disclosed as this document’s own interpretive choice rather than settled fact. Revision count: 6 substantial revisions plus one cosmetic-only pass.</w:t>
+      </w:r>
+    </w:p>
+    <w:p>
+      <w:pPr>
+        <w:numPr>
+          <w:ilvl w:val="0"/>
+          <w:numId w:val="1005"/>
+        </w:numPr>
+      </w:pPr>
+      <w:r>
+        <w:rPr>
+          <w:bCs/>
+          <w:b/>
+        </w:rPr>
+        <w:t xml:space="preserve">Cold independent review (round 8, first review saved as its own standalone file):</w:t>
+      </w:r>
+      <w:r>
+        <w:t xml:space="preserve"> </w:t>
+      </w:r>
+      <w:r>
+        <w:t xml:space="preserve">dispatched with zero visibility into the round-by-round history above, checking this document’s actual current text cold against Doc_01–04, this project’s governing methodology documents, and independently-fetched primary sources, rather than taking any of the above self-reported outcomes at face value. Full review saved at</w:t>
+      </w:r>
+      <w:r>
+        <w:t xml:space="preserve"> </w:t>
+      </w:r>
+      <w:r>
+        <w:rPr>
+          <w:rStyle w:val="VerbatimChar"/>
+        </w:rPr>
+        <w:t xml:space="preserve">doc05_cold_review_round1.md</w:t>
+      </w:r>
+      <w:r>
+        <w:t xml:space="preserve">.</w:t>
+      </w:r>
+      <w:r>
+        <w:t xml:space="preserve"> </w:t>
+      </w:r>
+      <w:r>
+        <w:rPr>
+          <w:bCs/>
+          <w:b/>
+        </w:rPr>
+        <w:t xml:space="preserve">Result: the document’s central self-certified claim — full Writing-From-Inside compliance, independently re-confirmed clean by the claimed rounds 6 and 7 — was found FALSE.</w:t>
+      </w:r>
+      <w:r>
+        <w:t xml:space="preserve"> </w:t>
+      </w:r>
+      <w:r>
+        <w:t xml:space="preserve">Four genuine WFI violations were found in the inhabited prose, none falling into the three leak categories the prior rounds say they tested for: Section 1.2’s closing sentence (</w:t>
+      </w:r>
+      <w:r>
+        <w:t xml:space="preserve">“</w:t>
+      </w:r>
+      <w:r>
+        <w:t xml:space="preserve">no letter from Ignatius’s own communities ever speaks of</w:t>
+      </w:r>
+      <w:r>
+        <w:t xml:space="preserve">”</w:t>
+      </w:r>
+      <w:r>
+        <w:t xml:space="preserve">) was a reworded survival of a leak Revision 4 claims to have already fixed; Section 2.1 restated its own adjacent Grounding note’s historiographical claim (</w:t>
+      </w:r>
+      <w:r>
+        <w:t xml:space="preserve">“</w:t>
+      </w:r>
+      <w:r>
+        <w:t xml:space="preserve">near-total absence of institutional self-documentation</w:t>
+      </w:r>
+      <w:r>
+        <w:t xml:space="preserve">”</w:t>
+      </w:r>
+      <w:r>
+        <w:t xml:space="preserve">) inside the inhabited paragraph itself; Section 4.1’s opening sentence used this project’s own methodological term (</w:t>
+      </w:r>
+      <w:r>
+        <w:t xml:space="preserve">“</w:t>
+      </w:r>
+      <w:r>
+        <w:t xml:space="preserve">ecological lifting</w:t>
+      </w:r>
+      <w:r>
+        <w:t xml:space="preserve">”</w:t>
+      </w:r>
+      <w:r>
+        <w:t xml:space="preserve">); Section 5.2’s closing sentence used its own subsection title (</w:t>
+      </w:r>
+      <w:r>
+        <w:t xml:space="preserve">“</w:t>
+      </w:r>
+      <w:r>
+        <w:t xml:space="preserve">formation logic</w:t>
+      </w:r>
+      <w:r>
+        <w:t xml:space="preserve">”</w:t>
+      </w:r>
+      <w:r>
+        <w:t xml:space="preserve">) as if it were in-world vocabulary. Everything else independently re-checked — every Doc_04 citation, every primary-source quotation (fetched fresh from ANF/Roberts-Donaldson and Lightfoot &amp; Harmer rather than trusting this document’s transcriptions), the Proportionality Assessment’s eleven-dimension coverage, the Forces Integration Summary table’s row-by-row sourcing, the G06/G07 exclusions, the Interaction Matrix values, and both spot-checked Open Items — held up as accurate. Overall verdict:</w:t>
+      </w:r>
+      <w:r>
+        <w:t xml:space="preserve"> </w:t>
+      </w:r>
+      <w:r>
+        <w:rPr>
+          <w:bCs/>
+          <w:b/>
+        </w:rPr>
+        <w:t xml:space="preserve">COSMETIC FIXES ONLY</w:t>
+      </w:r>
+      <w:r>
+        <w:t xml:space="preserve"> </w:t>
+      </w:r>
+      <w:r>
+        <w:t xml:space="preserve">(the four leaks are wording-level; none change a classification, confidence rating, sourcing conclusion, or scope boundary), with the reviewer’s explicit recommendation that one direct rewording pass, not a further review round, is sufficient.</w:t>
+      </w:r>
+    </w:p>
+    <w:p>
+      <w:pPr>
+        <w:numPr>
+          <w:ilvl w:val="0"/>
+          <w:numId w:val="1005"/>
+        </w:numPr>
+      </w:pPr>
+      <w:r>
+        <w:rPr>
+          <w:bCs/>
+          <w:b/>
+        </w:rPr>
+        <w:t xml:space="preserve">Cold-review fixes applied directly (cosmetic, per this project’s own revision-decision test — no further review round required):</w:t>
+      </w:r>
+      <w:r>
+        <w:t xml:space="preserve"> </w:t>
+      </w:r>
+      <w:r>
+        <w:t xml:space="preserve">all four sentences reworded to remove the analytical-distance/methodological-vocabulary leaks, preserving the same underlying meaning in each case (Section 1.2, 2.1, 4.1, 5.2). One additional minor wording clarification applied to Section 1.1’s Grounding note (G01 Author Gravity risk:</w:t>
+      </w:r>
+      <w:r>
+        <w:t xml:space="preserve"> </w:t>
+      </w:r>
+      <w:r>
+        <w:t xml:space="preserve">“</w:t>
+      </w:r>
+      <w:r>
+        <w:t xml:space="preserve">flagged rather than resolved</w:t>
+      </w:r>
+      <w:r>
+        <w:t xml:space="preserve">”</w:t>
+      </w:r>
+      <w:r>
+        <w:t xml:space="preserve"> </w:t>
+      </w:r>
+      <w:r>
+        <w:t xml:space="preserve">clarified to state Doc_04 did act on the flag via reclassification, while the underlying single-voice dependency itself remains unresolved), per the cold review’s cosmetic note.</w:t>
+      </w:r>
+    </w:p>
+    <w:p>
+      <w:pPr>
+        <w:numPr>
+          <w:ilvl w:val="0"/>
+          <w:numId w:val="1005"/>
+        </w:numPr>
+      </w:pPr>
+      <w:r>
+        <w:rPr>
+          <w:bCs/>
+          <w:b/>
+        </w:rPr>
+        <w:t xml:space="preserve">Status update (current, superseding the entry above):</w:t>
+      </w:r>
+      <w:r>
+        <w:t xml:space="preserve"> </w:t>
+      </w:r>
+      <w:r>
+        <w:t xml:space="preserve">Doc_05 — Ecological Reconstruction, World #1, has cleared the cold independent review recorded above, saved as its own standalone file (</w:t>
+      </w:r>
+      <w:r>
+        <w:rPr>
+          <w:rStyle w:val="VerbatimChar"/>
+        </w:rPr>
+        <w:t xml:space="preserve">doc05_cold_review_round1.md</w:t>
+      </w:r>
+      <w:r>
+        <w:t xml:space="preserve">), presented to the project lead in full before any fix was applied, with cosmetic-only findings applied directly per this project’s revision-decision test.</w:t>
+      </w:r>
+      <w:r>
+        <w:t xml:space="preserve"> </w:t>
+      </w:r>
+      <w:r>
+        <w:rPr>
+          <w:bCs/>
+          <w:b/>
+        </w:rPr>
+        <w:t xml:space="preserve">Status: APPROVED TO PROCEED (see Project-lead sign-off entry below for the actual record).</w:t>
+      </w:r>
+      <w:r>
+        <w:t xml:space="preserve"> </w:t>
+      </w:r>
+      <w:r>
+        <w:t xml:space="preserve">This document corrects an earlier self-assigned</w:t>
+      </w:r>
+      <w:r>
+        <w:t xml:space="preserve"> </w:t>
+      </w:r>
+      <w:r>
+        <w:t xml:space="preserve">“</w:t>
+      </w:r>
+      <w:r>
+        <w:t xml:space="preserve">FINALIZED</w:t>
+      </w:r>
+      <w:r>
+        <w:t xml:space="preserve">”</w:t>
+      </w:r>
+      <w:r>
+        <w:t xml:space="preserve"> </w:t>
+      </w:r>
+      <w:r>
+        <w:t xml:space="preserve">status written into this same entry — no document in this build is authorized to assign itself that status, and assigning it to itself was itself a repetition of the exact problem this cold review round was meant to correct.</w:t>
+      </w:r>
+      <w:r>
+        <w:t xml:space="preserve"> </w:t>
+      </w:r>
+      <w:r>
+        <w:rPr>
+          <w:bCs/>
+          <w:b/>
+        </w:rPr>
+        <w:t xml:space="preserve">Doc_06 remains provisionally built on this document</w:t>
+      </w:r>
+      <w:r>
+        <w:t xml:space="preserve"> </w:t>
+      </w:r>
+      <w:r>
+        <w:t xml:space="preserve">pending the project lead’s own sign-off; per the project lead’s explicit instruction, Doc_06 itself is now due for the same cold-review treatment, independent of this document’s outcome.</w:t>
+      </w:r>
+    </w:p>
+    <w:p>
+      <w:pPr>
+        <w:numPr>
+          <w:ilvl w:val="0"/>
+          <w:numId w:val="1005"/>
+        </w:numPr>
+      </w:pPr>
+      <w:r>
+        <w:rPr>
+          <w:bCs/>
+          <w:b/>
+        </w:rPr>
+        <w:t xml:space="preserve">Project-lead sign-off:</w:t>
+      </w:r>
+      <w:r>
+        <w:t xml:space="preserve"> </w:t>
+      </w:r>
+      <w:r>
+        <w:t xml:space="preserve">the project lead (Mark) explicitly reviewed the status of this document, together with Doc_01 through Doc_06 as a complete set, and confirmed sign-off on 2026-07-07 in this build’s own conversation record. This is a real decision made by the project lead himself — not a status this build thread assigned on his behalf, and not inferred from an ambiguous instruction.</w:t>
+      </w:r>
+      <w:r>
+        <w:t xml:space="preserve"> </w:t>
+      </w:r>
+      <w:r>
+        <w:rPr>
+          <w:bCs/>
+          <w:b/>
+        </w:rPr>
+        <w:t xml:space="preserve">Status: APPROVED TO PROCEED.</w:t>
+      </w:r>
+    </w:p>
+    <w:p>
+      <w:pPr>
+        <w:numPr>
+          <w:ilvl w:val="0"/>
+          <w:numId w:val="1005"/>
+        </w:numPr>
+      </w:pPr>
+      <w:r>
+        <w:rPr>
+          <w:bCs/>
+          <w:b/>
+        </w:rPr>
+        <w:t xml:space="preserve">Sign-off terminology update (2026-07-08):</w:t>
+      </w:r>
+      <w:r>
+        <w:t xml:space="preserve"> </w:t>
+      </w:r>
+      <w:r>
+        <w:t xml:space="preserve">Per project-wide policy change, this document’s status is relabeled from FINALIZED to APPROVED TO PROCEED. This is a terminology correction, not a reopening — no content changed. Per Construction Framework V7.3, no document in this world’s build is considered frozen until the full Step 9 Validation Layer (Part VI: Validation &amp; Testing, including Living Tradition Status Confirmation and External Scholarly Review) is documented as executed for the world as a whole. Individual document approval means the project lead has authorized building on this document going forward, not that it is permanently closed to revision.</w:t>
+      </w:r>
+    </w:p>
+    <w:p>
+      <w:pPr>
+        <w:numPr>
+          <w:ilvl w:val="0"/>
+          <w:numId w:val="1005"/>
+        </w:numPr>
+      </w:pPr>
+      <w:r>
+        <w:rPr>
+          <w:bCs/>
+          <w:b/>
+        </w:rPr>
+        <w:t xml:space="preserve">Step 9 Validation &amp; Testing revision — baptismal practice added (2026-07-08):</w:t>
+      </w:r>
+      <w:r>
+        <w:t xml:space="preserve"> </w:t>
+      </w:r>
+      <w:r>
+        <w:t xml:space="preserve">the Part VI Worship Integration Testing pass found that Doc_03 §4 Open Item 6 (developing Justin’s</w:t>
+      </w:r>
+      <w:r>
+        <w:t xml:space="preserve"> </w:t>
+      </w:r>
+      <w:r>
+        <w:rPr>
+          <w:iCs/>
+          <w:i/>
+        </w:rPr>
+        <w:t xml:space="preserve">First Apology</w:t>
+      </w:r>
+      <w:r>
+        <w:t xml:space="preserve"> </w:t>
+      </w:r>
+      <w:r>
+        <w:t xml:space="preserve">61 and Ignatius’s baptismal allusions to give</w:t>
+      </w:r>
+      <w:r>
+        <w:t xml:space="preserve"> </w:t>
+      </w:r>
+      <w:r>
+        <w:rPr>
+          <w:iCs/>
+          <w:i/>
+        </w:rPr>
+        <w:t xml:space="preserve">baptisma</w:t>
+      </w:r>
+      <w:r>
+        <w:t xml:space="preserve"> </w:t>
+      </w:r>
+      <w:r>
+        <w:t xml:space="preserve">a cross-strand evidentiary base) had been assigned three times across the pipeline (Doc_03, this document, Doc_06) and executed zero times. This revision closes it via a dedicated primary-text extraction pass (zero drafting authority, reported in full before any document was touched): Justin’s</w:t>
+      </w:r>
+      <w:r>
+        <w:t xml:space="preserve"> </w:t>
+      </w:r>
+      <w:r>
+        <w:rPr>
+          <w:iCs/>
+          <w:i/>
+        </w:rPr>
+        <w:t xml:space="preserve">First Apology</w:t>
+      </w:r>
+      <w:r>
+        <w:t xml:space="preserve"> </w:t>
+      </w:r>
+      <w:r>
+        <w:t xml:space="preserve">61 and 65–66 were located and quoted in full, providing a genuine, independent, comparably detailed second procedural account of baptism (Strand B, Rome); all seven authentic Ignatian letters were searched for baptismal content, yielding one substantive datum (</w:t>
+      </w:r>
+      <w:r>
+        <w:rPr>
+          <w:iCs/>
+          <w:i/>
+        </w:rPr>
+        <w:t xml:space="preserve">Smyrnaeans</w:t>
+      </w:r>
+      <w:r>
+        <w:t xml:space="preserve"> </w:t>
+      </w:r>
+      <w:r>
+        <w:t xml:space="preserve">8:2, episcopal gatekeeping of baptism, Strand A) and several correctly-excluded near-misses (two Christological/anti-docetic references to Christ’s own baptism; one stock military metaphor; one</w:t>
+      </w:r>
+      <w:r>
+        <w:t xml:space="preserve"> </w:t>
+      </w:r>
+      <w:r>
+        <w:t xml:space="preserve">“</w:t>
+      </w:r>
+      <w:r>
+        <w:t xml:space="preserve">living water</w:t>
+      </w:r>
+      <w:r>
+        <w:t xml:space="preserve">”</w:t>
+      </w:r>
+      <w:r>
+        <w:t xml:space="preserve"> </w:t>
+      </w:r>
+      <w:r>
+        <w:t xml:space="preserve">passage that is martyrdom-longing imagery, not baptismal, and was explicitly flagged and excluded rather than mis-cited). New Section 4.2 (Baptismal Practice) added, holding the Didache, Justin, and Ignatius material apart per this document’s own diversity-first discipline rather than harmonizing them into a false composite. This is disclosed as a genuine but modest improvement — the bare fact and basic shape of baptism now has real two-strand corroboration, but procedural detail (water method, exact formula) still rests on the Didache and Justin alone; Ignatius confirms only that the practice existed and was episcopally significant in Strand A. This finding and revision are logged in full in</w:t>
+      </w:r>
+      <w:r>
+        <w:t xml:space="preserve"> </w:t>
+      </w:r>
+      <w:r>
+        <w:rPr>
+          <w:rStyle w:val="VerbatimChar"/>
+        </w:rPr>
+        <w:t xml:space="preserve">pahc_Validation_Testing.md</w:t>
+      </w:r>
+      <w:r>
+        <w:t xml:space="preserve"> </w:t>
+      </w:r>
+      <w:r>
+        <w:t xml:space="preserve">(Worship Integration Testing) and cascade to Doc_06’s</w:t>
+      </w:r>
+      <w:r>
+        <w:t xml:space="preserve"> </w:t>
+      </w:r>
+      <w:r>
+        <w:rPr>
+          <w:iCs/>
+          <w:i/>
+        </w:rPr>
+        <w:t xml:space="preserve">baptisma</w:t>
+      </w:r>
+      <w:r>
+        <w:t xml:space="preserve"> </w:t>
+      </w:r>
+      <w:r>
+        <w:t xml:space="preserve">chunk and Doc_09’s Story 009.</w:t>
+      </w:r>
+    </w:p>
+    <w:bookmarkEnd w:id="44"/>
+    <w:bookmarkEnd w:id="45"/>
     <w:sectPr/>
   </w:body>
 </w:document>
@@ -4940,17 +5248,14 @@
 <file path=word/numbering.xml><?xml version="1.0" encoding="utf-8"?>
 <w:numbering xmlns:w="http://schemas.openxmlformats.org/wordprocessingml/2006/main">
   <w:abstractNum w:abstractNumId="990">
-    <w:nsid w:val="2c1ae401"/>
+    <w:nsid w:val="A990"/>
     <w:multiLevelType w:val="multilevel"/>
     <w:lvl w:ilvl="0">
       <w:numFmt w:val="bullet"/>
       <w:lvlText w:val=" "/>
       <w:lvlJc w:val="left"/>
       <w:pPr>
-        <w:tabs>
-          <w:tab w:val="num" w:pos="0"/>
-        </w:tabs>
-        <w:ind w:left="480" w:hanging="480"/>
+        <w:ind w:left="720" w:hanging="480"/>
       </w:pPr>
     </w:lvl>
     <w:lvl w:ilvl="1">
@@ -4958,10 +5263,7 @@
       <w:lvlText w:val=" "/>
       <w:lvlJc w:val="left"/>
       <w:pPr>
-        <w:tabs>
-          <w:tab w:val="num" w:pos="720"/>
-        </w:tabs>
-        <w:ind w:left="1200" w:hanging="480"/>
+        <w:ind w:left="1440" w:hanging="480"/>
       </w:pPr>
     </w:lvl>
     <w:lvl w:ilvl="2">
@@ -4969,10 +5271,7 @@
       <w:lvlText w:val=" "/>
       <w:lvlJc w:val="left"/>
       <w:pPr>
-        <w:tabs>
-          <w:tab w:val="num" w:pos="1440"/>
-        </w:tabs>
-        <w:ind w:left="1920" w:hanging="480"/>
+        <w:ind w:left="2160" w:hanging="480"/>
       </w:pPr>
     </w:lvl>
     <w:lvl w:ilvl="3">
@@ -4980,10 +5279,7 @@
       <w:lvlText w:val=" "/>
       <w:lvlJc w:val="left"/>
       <w:pPr>
-        <w:tabs>
-          <w:tab w:val="num" w:pos="2160"/>
-        </w:tabs>
-        <w:ind w:left="2640" w:hanging="480"/>
+        <w:ind w:left="2880" w:hanging="480"/>
       </w:pPr>
     </w:lvl>
     <w:lvl w:ilvl="4">
@@ -4991,10 +5287,7 @@
       <w:lvlText w:val=" "/>
       <w:lvlJc w:val="left"/>
       <w:pPr>
-        <w:tabs>
-          <w:tab w:val="num" w:pos="2880"/>
-        </w:tabs>
-        <w:ind w:left="3360" w:hanging="480"/>
+        <w:ind w:left="3600" w:hanging="480"/>
       </w:pPr>
     </w:lvl>
     <w:lvl w:ilvl="5">
@@ -5002,10 +5295,7 @@
       <w:lvlText w:val=" "/>
       <w:lvlJc w:val="left"/>
       <w:pPr>
-        <w:tabs>
-          <w:tab w:val="num" w:pos="3600"/>
-        </w:tabs>
-        <w:ind w:left="4080" w:hanging="480"/>
+        <w:ind w:left="4320" w:hanging="480"/>
       </w:pPr>
     </w:lvl>
     <w:lvl w:ilvl="6">
@@ -5013,10 +5303,7 @@
       <w:lvlText w:val=" "/>
       <w:lvlJc w:val="left"/>
       <w:pPr>
-        <w:tabs>
-          <w:tab w:val="num" w:pos="4320"/>
-        </w:tabs>
-        <w:ind w:left="4800" w:hanging="480"/>
+        <w:ind w:left="5040" w:hanging="480"/>
       </w:pPr>
     </w:lvl>
     <w:lvl w:ilvl="7">
@@ -5024,10 +5311,7 @@
       <w:lvlText w:val=" "/>
       <w:lvlJc w:val="left"/>
       <w:pPr>
-        <w:tabs>
-          <w:tab w:val="num" w:pos="5040"/>
-        </w:tabs>
-        <w:ind w:left="5520" w:hanging="480"/>
+        <w:ind w:left="5760" w:hanging="480"/>
       </w:pPr>
     </w:lvl>
     <w:lvl w:ilvl="8">
@@ -5035,25 +5319,19 @@
       <w:lvlText w:val=" "/>
       <w:lvlJc w:val="left"/>
       <w:pPr>
-        <w:tabs>
-          <w:tab w:val="num" w:pos="5760"/>
-        </w:tabs>
-        <w:ind w:left="6240" w:hanging="480"/>
+        <w:ind w:left="6480" w:hanging="480"/>
       </w:pPr>
     </w:lvl>
   </w:abstractNum>
   <w:abstractNum w:abstractNumId="991">
-    <w:nsid w:val="ea454b4c"/>
+    <w:nsid w:val="A991"/>
     <w:multiLevelType w:val="multilevel"/>
     <w:lvl w:ilvl="0">
       <w:numFmt w:val="bullet"/>
       <w:lvlText w:val="•"/>
       <w:lvlJc w:val="left"/>
       <w:pPr>
-        <w:tabs>
-          <w:tab w:val="num" w:pos="0"/>
-        </w:tabs>
-        <w:ind w:left="480" w:hanging="480"/>
+        <w:ind w:left="720" w:hanging="480"/>
       </w:pPr>
     </w:lvl>
     <w:lvl w:ilvl="1">
@@ -5061,10 +5339,7 @@
       <w:lvlText w:val="–"/>
       <w:lvlJc w:val="left"/>
       <w:pPr>
-        <w:tabs>
-          <w:tab w:val="num" w:pos="720"/>
-        </w:tabs>
-        <w:ind w:left="1200" w:hanging="480"/>
+        <w:ind w:left="1440" w:hanging="480"/>
       </w:pPr>
     </w:lvl>
     <w:lvl w:ilvl="2">
@@ -5072,10 +5347,7 @@
       <w:lvlText w:val="•"/>
       <w:lvlJc w:val="left"/>
       <w:pPr>
-        <w:tabs>
-          <w:tab w:val="num" w:pos="1440"/>
-        </w:tabs>
-        <w:ind w:left="1920" w:hanging="480"/>
+        <w:ind w:left="2160" w:hanging="480"/>
       </w:pPr>
     </w:lvl>
     <w:lvl w:ilvl="3">
@@ -5083,10 +5355,7 @@
       <w:lvlText w:val="–"/>
       <w:lvlJc w:val="left"/>
       <w:pPr>
-        <w:tabs>
-          <w:tab w:val="num" w:pos="2160"/>
-        </w:tabs>
-        <w:ind w:left="2640" w:hanging="480"/>
+        <w:ind w:left="2880" w:hanging="480"/>
       </w:pPr>
     </w:lvl>
     <w:lvl w:ilvl="4">
@@ -5094,10 +5363,7 @@
       <w:lvlText w:val="•"/>
       <w:lvlJc w:val="left"/>
       <w:pPr>
-        <w:tabs>
-          <w:tab w:val="num" w:pos="2880"/>
-        </w:tabs>
-        <w:ind w:left="3360" w:hanging="480"/>
+        <w:ind w:left="3600" w:hanging="480"/>
       </w:pPr>
     </w:lvl>
     <w:lvl w:ilvl="5">
@@ -5105,10 +5371,7 @@
       <w:lvlText w:val="–"/>
       <w:lvlJc w:val="left"/>
       <w:pPr>
-        <w:tabs>
-          <w:tab w:val="num" w:pos="3600"/>
-        </w:tabs>
-        <w:ind w:left="4080" w:hanging="480"/>
+        <w:ind w:left="4320" w:hanging="480"/>
       </w:pPr>
     </w:lvl>
     <w:lvl w:ilvl="6">
@@ -5116,10 +5379,7 @@
       <w:lvlText w:val="•"/>
       <w:lvlJc w:val="left"/>
       <w:pPr>
-        <w:tabs>
-          <w:tab w:val="num" w:pos="4320"/>
-        </w:tabs>
-        <w:ind w:left="4800" w:hanging="480"/>
+        <w:ind w:left="5040" w:hanging="480"/>
       </w:pPr>
     </w:lvl>
     <w:lvl w:ilvl="7">
@@ -5127,10 +5387,7 @@
       <w:lvlText w:val="–"/>
       <w:lvlJc w:val="left"/>
       <w:pPr>
-        <w:tabs>
-          <w:tab w:val="num" w:pos="5040"/>
-        </w:tabs>
-        <w:ind w:left="5520" w:hanging="480"/>
+        <w:ind w:left="5760" w:hanging="480"/>
       </w:pPr>
     </w:lvl>
     <w:lvl w:ilvl="8">
@@ -5138,15 +5395,12 @@
       <w:lvlText w:val="•"/>
       <w:lvlJc w:val="left"/>
       <w:pPr>
-        <w:tabs>
-          <w:tab w:val="num" w:pos="5760"/>
-        </w:tabs>
-        <w:ind w:left="6240" w:hanging="480"/>
+        <w:ind w:left="6480" w:hanging="480"/>
       </w:pPr>
     </w:lvl>
   </w:abstractNum>
   <w:abstractNum w:abstractNumId="99411">
-    <w:nsid w:val="71315dca"/>
+    <w:nsid w:val="A99411"/>
     <w:multiLevelType w:val="multilevel"/>
     <w:lvl w:ilvl="0">
       <w:start w:val="1"/>
@@ -5154,10 +5408,7 @@
       <w:lvlText w:val="%1."/>
       <w:lvlJc w:val="left"/>
       <w:pPr>
-        <w:tabs>
-          <w:tab w:val="num" w:pos="0"/>
-        </w:tabs>
-        <w:ind w:left="480" w:hanging="480"/>
+        <w:ind w:left="720" w:hanging="480"/>
       </w:pPr>
     </w:lvl>
     <w:lvl w:ilvl="1">
@@ -5166,10 +5417,7 @@
       <w:lvlText w:val="%2."/>
       <w:lvlJc w:val="left"/>
       <w:pPr>
-        <w:tabs>
-          <w:tab w:val="num" w:pos="720"/>
-        </w:tabs>
-        <w:ind w:left="1200" w:hanging="480"/>
+        <w:ind w:left="1440" w:hanging="480"/>
       </w:pPr>
     </w:lvl>
     <w:lvl w:ilvl="2">
@@ -5178,10 +5426,7 @@
       <w:lvlText w:val="%3."/>
       <w:lvlJc w:val="left"/>
       <w:pPr>
-        <w:tabs>
-          <w:tab w:val="num" w:pos="1440"/>
-        </w:tabs>
-        <w:ind w:left="1920" w:hanging="480"/>
+        <w:ind w:left="2160" w:hanging="480"/>
       </w:pPr>
     </w:lvl>
     <w:lvl w:ilvl="3">
@@ -5190,10 +5435,7 @@
       <w:lvlText w:val="%4."/>
       <w:lvlJc w:val="left"/>
       <w:pPr>
-        <w:tabs>
-          <w:tab w:val="num" w:pos="2160"/>
-        </w:tabs>
-        <w:ind w:left="2640" w:hanging="480"/>
+        <w:ind w:left="2880" w:hanging="480"/>
       </w:pPr>
     </w:lvl>
     <w:lvl w:ilvl="4">
@@ -5202,10 +5444,7 @@
       <w:lvlText w:val="%5."/>
       <w:lvlJc w:val="left"/>
       <w:pPr>
-        <w:tabs>
-          <w:tab w:val="num" w:pos="2880"/>
-        </w:tabs>
-        <w:ind w:left="3360" w:hanging="480"/>
+        <w:ind w:left="3600" w:hanging="480"/>
       </w:pPr>
     </w:lvl>
     <w:lvl w:ilvl="5">
@@ -5214,10 +5453,7 @@
       <w:lvlText w:val="%6."/>
       <w:lvlJc w:val="left"/>
       <w:pPr>
-        <w:tabs>
-          <w:tab w:val="num" w:pos="3600"/>
-        </w:tabs>
-        <w:ind w:left="4080" w:hanging="480"/>
+        <w:ind w:left="4320" w:hanging="480"/>
       </w:pPr>
     </w:lvl>
     <w:lvl w:ilvl="6">
@@ -5226,10 +5462,7 @@
       <w:lvlText w:val="%7."/>
       <w:lvlJc w:val="left"/>
       <w:pPr>
-        <w:tabs>
-          <w:tab w:val="num" w:pos="4320"/>
-        </w:tabs>
-        <w:ind w:left="4800" w:hanging="480"/>
+        <w:ind w:left="5040" w:hanging="480"/>
       </w:pPr>
     </w:lvl>
     <w:lvl w:ilvl="7">
@@ -5238,10 +5471,7 @@
       <w:lvlText w:val="%8."/>
       <w:lvlJc w:val="left"/>
       <w:pPr>
-        <w:tabs>
-          <w:tab w:val="num" w:pos="5040"/>
-        </w:tabs>
-        <w:ind w:left="5520" w:hanging="480"/>
+        <w:ind w:left="5760" w:hanging="480"/>
       </w:pPr>
     </w:lvl>
     <w:lvl w:ilvl="8">
@@ -5250,10 +5480,7 @@
       <w:lvlText w:val="%9."/>
       <w:lvlJc w:val="left"/>
       <w:pPr>
-        <w:tabs>
-          <w:tab w:val="num" w:pos="5760"/>
-        </w:tabs>
-        <w:ind w:left="6240" w:hanging="480"/>
+        <w:ind w:left="6480" w:hanging="480"/>
       </w:pPr>
     </w:lvl>
   </w:abstractNum>
@@ -5310,10 +5537,10 @@
   <w:docDefaults>
     <w:rPrDefault>
       <w:rPr>
-        <w:rFonts w:asciiTheme="minorHAnsi" w:eastAsiaTheme="minorHAnsi" w:hAnsiTheme="minorHAnsi" w:cstheme="minorBidi"/>
+        <w:rFonts w:asciiTheme="minorHAnsi" w:cstheme="minorBidi" w:eastAsiaTheme="minorHAnsi" w:hAnsiTheme="minorHAnsi"/>
         <w:sz w:val="24"/>
         <w:szCs w:val="24"/>
-        <w:lang w:val="en-US" w:eastAsia="en-US" w:bidi="ar-SA"/>
+        <w:lang w:bidi="ar-SA" w:eastAsia="en-US" w:val="en-US"/>
       </w:rPr>
     </w:rPrDefault>
     <w:pPrDefault>
@@ -5322,35 +5549,35 @@
       </w:pPr>
     </w:pPrDefault>
   </w:docDefaults>
-  <w:latentStyles w:defLockedState="0" w:defUIPriority="0" w:defSemiHidden="0" w:defUnhideWhenUsed="0" w:defQFormat="0" w:count="276"/>
-  <w:style w:type="paragraph" w:default="1" w:styleId="Normal">
+  <w:latentStyles w:count="276" w:defLockedState="0" w:defQFormat="0" w:defSemiHidden="0" w:defUIPriority="0" w:defUnhideWhenUsed="0"/>
+  <w:style w:default="1" w:styleId="Normal" w:type="paragraph">
     <w:name w:val="Normal"/>
     <w:qFormat/>
   </w:style>
-  <w:style w:type="paragraph" w:styleId="BodyText">
+  <w:style w:styleId="BodyText" w:type="paragraph">
     <w:name w:val="Body Text"/>
     <w:basedOn w:val="Normal"/>
     <w:link w:val="BodyTextChar"/>
     <w:pPr>
-      <w:spacing w:before="180" w:after="180"/>
+      <w:spacing w:after="180" w:before="180"/>
     </w:pPr>
     <w:qFormat/>
   </w:style>
-  <w:style w:type="paragraph" w:customStyle="1" w:styleId="FirstParagraph">
+  <w:style w:customStyle="1" w:styleId="FirstParagraph" w:type="paragraph">
     <w:name w:val="First Paragraph"/>
     <w:basedOn w:val="BodyText"/>
     <w:next w:val="BodyText"/>
     <w:qFormat/>
   </w:style>
-  <w:style w:type="paragraph" w:customStyle="1" w:styleId="Compact">
+  <w:style w:customStyle="1" w:styleId="Compact" w:type="paragraph">
     <w:name w:val="Compact"/>
     <w:basedOn w:val="BodyText"/>
     <w:qFormat/>
     <w:pPr>
-      <w:spacing w:before="36" w:after="36"/>
+      <w:spacing w:after="36" w:before="36"/>
     </w:pPr>
   </w:style>
-  <w:style w:type="paragraph" w:styleId="Title">
+  <w:style w:styleId="Title" w:type="paragraph">
     <w:name w:val="Title"/>
     <w:basedOn w:val="Normal"/>
     <w:next w:val="BodyText"/>
@@ -5358,19 +5585,19 @@
     <w:pPr>
       <w:keepNext/>
       <w:keepLines/>
-      <w:spacing w:before="480" w:after="240"/>
+      <w:spacing w:after="240" w:before="480"/>
       <w:jc w:val="center"/>
     </w:pPr>
     <w:rPr>
-      <w:rFonts w:asciiTheme="majorHAnsi" w:eastAsiaTheme="majorEastAsia" w:hAnsiTheme="majorHAnsi" w:cstheme="majorBidi"/>
+      <w:rFonts w:asciiTheme="majorHAnsi" w:cstheme="majorBidi" w:eastAsiaTheme="majorEastAsia" w:hAnsiTheme="majorHAnsi"/>
       <w:b/>
       <w:bCs/>
-      <w:color w:val="345A8A" w:themeColor="accent1" w:themeShade="B5"/>
+      <w:color w:themeColor="accent1" w:themeShade="B5" w:val="345A8A"/>
       <w:sz w:val="36"/>
       <w:szCs w:val="36"/>
     </w:rPr>
   </w:style>
-  <w:style w:type="paragraph" w:styleId="Subtitle">
+  <w:style w:styleId="Subtitle" w:type="paragraph">
     <w:name w:val="Subtitle"/>
     <w:basedOn w:val="Title"/>
     <w:next w:val="BodyText"/>
@@ -5378,7 +5605,7 @@
     <w:pPr>
       <w:keepNext/>
       <w:keepLines/>
-      <w:spacing w:before="240" w:after="240"/>
+      <w:spacing w:after="240" w:before="240"/>
       <w:jc w:val="center"/>
     </w:pPr>
     <w:rPr>
@@ -5386,7 +5613,7 @@
       <w:szCs w:val="30"/>
     </w:rPr>
   </w:style>
-  <w:style w:type="paragraph" w:customStyle="1" w:styleId="Author">
+  <w:style w:customStyle="1" w:styleId="Author" w:type="paragraph">
     <w:name w:val="Author"/>
     <w:next w:val="BodyText"/>
     <w:qFormat/>
@@ -5396,7 +5623,7 @@
       <w:jc w:val="center"/>
     </w:pPr>
   </w:style>
-  <w:style w:type="paragraph" w:styleId="Date">
+  <w:style w:styleId="Date" w:type="paragraph">
     <w:name w:val="Date"/>
     <w:next w:val="BodyText"/>
     <w:qFormat/>
@@ -5406,7 +5633,26 @@
       <w:jc w:val="center"/>
     </w:pPr>
   </w:style>
-  <w:style w:type="paragraph" w:customStyle="1" w:styleId="Abstract">
+  <w:style w:customStyle="1" w:styleId="AbstractTitle" w:type="paragraph">
+    <w:name w:val="Abstract Title"/>
+    <w:basedOn w:val="Normal"/>
+    <w:next w:val="Abstract"/>
+    <w:qFormat/>
+    <w:pPr>
+      <w:keepNext/>
+      <w:keepLines/>
+      <w:jc w:val="center"/>
+      <w:spacing w:after="0" w:before="300"/>
+    </w:pPr>
+    <w:rPr>
+      <w:sz w:val="20"/>
+      <w:szCs w:val="20"/>
+      <w:b/>
+      <w:color w:val="345A8A"/>
+      &gt;
+    </w:rPr>
+  </w:style>
+  <w:style w:customStyle="1" w:styleId="Abstract" w:type="paragraph">
     <w:name w:val="Abstract"/>
     <w:basedOn w:val="Normal"/>
     <w:next w:val="BodyText"/>
@@ -5414,14 +5660,14 @@
     <w:pPr>
       <w:keepNext/>
       <w:keepLines/>
-      <w:spacing w:before="300" w:after="300"/>
+      <w:spacing w:after="300" w:before="100"/>
     </w:pPr>
     <w:rPr>
       <w:sz w:val="20"/>
       <w:szCs w:val="20"/>
     </w:rPr>
   </w:style>
-  <w:style w:type="paragraph" w:styleId="Bibliography">
+  <w:style w:styleId="Bibliography" w:type="paragraph">
     <w:name w:val="Bibliography"/>
     <w:basedOn w:val="Normal"/>
     <w:next w:val="Bibliography"/>
@@ -5429,7 +5675,7 @@
     <w:pPr/>
     <w:rPr/>
   </w:style>
-  <w:style w:type="paragraph" w:styleId="Heading1">
+  <w:style w:styleId="Heading1" w:type="paragraph">
     <w:name w:val="Heading 1"/>
     <w:basedOn w:val="Normal"/>
     <w:next w:val="BodyText"/>
@@ -5438,19 +5684,19 @@
     <w:pPr>
       <w:keepNext/>
       <w:keepLines/>
-      <w:spacing w:before="480" w:after="0"/>
+      <w:spacing w:after="0" w:before="480"/>
       <w:outlineLvl w:val="0"/>
     </w:pPr>
     <w:rPr>
-      <w:rFonts w:asciiTheme="majorHAnsi" w:eastAsiaTheme="majorEastAsia" w:hAnsiTheme="majorHAnsi" w:cstheme="majorBidi"/>
+      <w:rFonts w:asciiTheme="majorHAnsi" w:cstheme="majorBidi" w:eastAsiaTheme="majorEastAsia" w:hAnsiTheme="majorHAnsi"/>
       <w:b/>
       <w:bCs/>
-      <w:color w:val="4F81BD" w:themeColor="accent1"/>
+      <w:color w:themeColor="accent1" w:val="4F81BD"/>
       <w:sz w:val="32"/>
       <w:szCs w:val="32"/>
     </w:rPr>
   </w:style>
-  <w:style w:type="paragraph" w:styleId="Heading2">
+  <w:style w:styleId="Heading2" w:type="paragraph">
     <w:name w:val="Heading 2"/>
     <w:basedOn w:val="Normal"/>
     <w:next w:val="BodyText"/>
@@ -5460,19 +5706,19 @@
     <w:pPr>
       <w:keepNext/>
       <w:keepLines/>
-      <w:spacing w:before="200" w:after="0"/>
+      <w:spacing w:after="0" w:before="200"/>
       <w:outlineLvl w:val="1"/>
     </w:pPr>
     <w:rPr>
-      <w:rFonts w:asciiTheme="majorHAnsi" w:eastAsiaTheme="majorEastAsia" w:hAnsiTheme="majorHAnsi" w:cstheme="majorBidi"/>
+      <w:rFonts w:asciiTheme="majorHAnsi" w:cstheme="majorBidi" w:eastAsiaTheme="majorEastAsia" w:hAnsiTheme="majorHAnsi"/>
       <w:b/>
       <w:bCs/>
-      <w:color w:val="4F81BD" w:themeColor="accent1"/>
+      <w:color w:themeColor="accent1" w:val="4F81BD"/>
       <w:sz w:val="28"/>
       <w:szCs w:val="28"/>
     </w:rPr>
   </w:style>
-  <w:style w:type="paragraph" w:styleId="Heading3">
+  <w:style w:styleId="Heading3" w:type="paragraph">
     <w:name w:val="Heading 3"/>
     <w:basedOn w:val="Normal"/>
     <w:next w:val="BodyText"/>
@@ -5482,19 +5728,19 @@
     <w:pPr>
       <w:keepNext/>
       <w:keepLines/>
-      <w:spacing w:before="200" w:after="0"/>
+      <w:spacing w:after="0" w:before="200"/>
       <w:outlineLvl w:val="2"/>
     </w:pPr>
     <w:rPr>
-      <w:rFonts w:asciiTheme="majorHAnsi" w:eastAsiaTheme="majorEastAsia" w:hAnsiTheme="majorHAnsi" w:cstheme="majorBidi"/>
+      <w:rFonts w:asciiTheme="majorHAnsi" w:cstheme="majorBidi" w:eastAsiaTheme="majorEastAsia" w:hAnsiTheme="majorHAnsi"/>
       <w:b/>
       <w:bCs/>
-      <w:color w:val="4F81BD" w:themeColor="accent1"/>
+      <w:color w:themeColor="accent1" w:val="4F81BD"/>
       <w:sz w:val="24"/>
       <w:szCs w:val="24"/>
     </w:rPr>
   </w:style>
-  <w:style w:type="paragraph" w:styleId="Heading4">
+  <w:style w:styleId="Heading4" w:type="paragraph">
     <w:name w:val="Heading 4"/>
     <w:basedOn w:val="Normal"/>
     <w:next w:val="BodyText"/>
@@ -5504,19 +5750,19 @@
     <w:pPr>
       <w:keepNext/>
       <w:keepLines/>
-      <w:spacing w:before="200" w:after="0"/>
+      <w:spacing w:after="0" w:before="200"/>
       <w:outlineLvl w:val="3"/>
     </w:pPr>
     <w:rPr>
-      <w:rFonts w:asciiTheme="majorHAnsi" w:eastAsiaTheme="majorEastAsia" w:hAnsiTheme="majorHAnsi" w:cstheme="majorBidi"/>
+      <w:rFonts w:asciiTheme="majorHAnsi" w:cstheme="majorBidi" w:eastAsiaTheme="majorEastAsia" w:hAnsiTheme="majorHAnsi"/>
       <w:i/>
       <w:bCs/>
-      <w:color w:val="4F81BD" w:themeColor="accent1"/>
+      <w:color w:themeColor="accent1" w:val="4F81BD"/>
       <w:sz w:val="24"/>
       <w:szCs w:val="24"/>
     </w:rPr>
   </w:style>
-  <w:style w:type="paragraph" w:styleId="Heading5">
+  <w:style w:styleId="Heading5" w:type="paragraph">
     <w:name w:val="Heading 5"/>
     <w:basedOn w:val="Normal"/>
     <w:next w:val="BodyText"/>
@@ -5526,18 +5772,18 @@
     <w:pPr>
       <w:keepNext/>
       <w:keepLines/>
-      <w:spacing w:before="200" w:after="0"/>
+      <w:spacing w:after="0" w:before="200"/>
       <w:outlineLvl w:val="4"/>
     </w:pPr>
     <w:rPr>
-      <w:rFonts w:asciiTheme="majorHAnsi" w:eastAsiaTheme="majorEastAsia" w:hAnsiTheme="majorHAnsi" w:cstheme="majorBidi"/>
+      <w:rFonts w:asciiTheme="majorHAnsi" w:cstheme="majorBidi" w:eastAsiaTheme="majorEastAsia" w:hAnsiTheme="majorHAnsi"/>
       <w:iCs/>
-      <w:color w:val="4F81BD" w:themeColor="accent1"/>
+      <w:color w:themeColor="accent1" w:val="4F81BD"/>
       <w:sz w:val="24"/>
       <w:szCs w:val="24"/>
     </w:rPr>
   </w:style>
-  <w:style w:type="paragraph" w:styleId="Heading6">
+  <w:style w:styleId="Heading6" w:type="paragraph">
     <w:name w:val="Heading 6"/>
     <w:basedOn w:val="Normal"/>
     <w:next w:val="BodyText"/>
@@ -5547,17 +5793,17 @@
     <w:pPr>
       <w:keepNext/>
       <w:keepLines/>
-      <w:spacing w:before="200" w:after="0"/>
+      <w:spacing w:after="0" w:before="200"/>
       <w:outlineLvl w:val="5"/>
     </w:pPr>
     <w:rPr>
-      <w:rFonts w:asciiTheme="majorHAnsi" w:eastAsiaTheme="majorEastAsia" w:hAnsiTheme="majorHAnsi" w:cstheme="majorBidi"/>
-      <w:color w:val="4F81BD" w:themeColor="accent1"/>
+      <w:rFonts w:asciiTheme="majorHAnsi" w:cstheme="majorBidi" w:eastAsiaTheme="majorEastAsia" w:hAnsiTheme="majorHAnsi"/>
+      <w:color w:themeColor="accent1" w:val="4F81BD"/>
       <w:sz w:val="24"/>
       <w:szCs w:val="24"/>
     </w:rPr>
   </w:style>
-  <w:style w:type="paragraph" w:styleId="Heading7">
+  <w:style w:styleId="Heading7" w:type="paragraph">
     <w:name w:val="Heading 7"/>
     <w:basedOn w:val="Normal"/>
     <w:next w:val="BodyText"/>
@@ -5567,17 +5813,17 @@
     <w:pPr>
       <w:keepNext/>
       <w:keepLines/>
-      <w:spacing w:before="200" w:after="0"/>
+      <w:spacing w:after="0" w:before="200"/>
       <w:outlineLvl w:val="6"/>
     </w:pPr>
     <w:rPr>
-      <w:rFonts w:asciiTheme="majorHAnsi" w:eastAsiaTheme="majorEastAsia" w:hAnsiTheme="majorHAnsi" w:cstheme="majorBidi"/>
-      <w:color w:val="4F81BD" w:themeColor="accent1"/>
+      <w:rFonts w:asciiTheme="majorHAnsi" w:cstheme="majorBidi" w:eastAsiaTheme="majorEastAsia" w:hAnsiTheme="majorHAnsi"/>
+      <w:color w:themeColor="accent1" w:val="4F81BD"/>
       <w:sz w:val="24"/>
       <w:szCs w:val="24"/>
     </w:rPr>
   </w:style>
-  <w:style w:type="paragraph" w:styleId="Heading8">
+  <w:style w:styleId="Heading8" w:type="paragraph">
     <w:name w:val="Heading 8"/>
     <w:basedOn w:val="Normal"/>
     <w:next w:val="BodyText"/>
@@ -5587,17 +5833,17 @@
     <w:pPr>
       <w:keepNext/>
       <w:keepLines/>
-      <w:spacing w:before="200" w:after="0"/>
+      <w:spacing w:after="0" w:before="200"/>
       <w:outlineLvl w:val="7"/>
     </w:pPr>
     <w:rPr>
-      <w:rFonts w:asciiTheme="majorHAnsi" w:eastAsiaTheme="majorEastAsia" w:hAnsiTheme="majorHAnsi" w:cstheme="majorBidi"/>
-      <w:color w:val="4F81BD" w:themeColor="accent1"/>
+      <w:rFonts w:asciiTheme="majorHAnsi" w:cstheme="majorBidi" w:eastAsiaTheme="majorEastAsia" w:hAnsiTheme="majorHAnsi"/>
+      <w:color w:themeColor="accent1" w:val="4F81BD"/>
       <w:sz w:val="24"/>
       <w:szCs w:val="24"/>
     </w:rPr>
   </w:style>
-  <w:style w:type="paragraph" w:styleId="Heading9">
+  <w:style w:styleId="Heading9" w:type="paragraph">
     <w:name w:val="Heading 9"/>
     <w:basedOn w:val="Normal"/>
     <w:next w:val="BodyText"/>
@@ -5607,17 +5853,17 @@
     <w:pPr>
       <w:keepNext/>
       <w:keepLines/>
-      <w:spacing w:before="200" w:after="0"/>
+      <w:spacing w:after="0" w:before="200"/>
       <w:outlineLvl w:val="8"/>
     </w:pPr>
     <w:rPr>
-      <w:rFonts w:asciiTheme="majorHAnsi" w:eastAsiaTheme="majorEastAsia" w:hAnsiTheme="majorHAnsi" w:cstheme="majorBidi"/>
-      <w:color w:val="4F81BD" w:themeColor="accent1"/>
+      <w:rFonts w:asciiTheme="majorHAnsi" w:cstheme="majorBidi" w:eastAsiaTheme="majorEastAsia" w:hAnsiTheme="majorHAnsi"/>
+      <w:color w:themeColor="accent1" w:val="4F81BD"/>
       <w:sz w:val="24"/>
       <w:szCs w:val="24"/>
     </w:rPr>
   </w:style>
-  <w:style w:type="paragraph" w:styleId="BlockText">
+  <w:style w:styleId="BlockText" w:type="paragraph">
     <w:name w:val="Block Text"/>
     <w:basedOn w:val="BodyText"/>
     <w:next w:val="BodyText"/>
@@ -5625,11 +5871,11 @@
     <w:unhideWhenUsed/>
     <w:qFormat/>
     <w:pPr>
-      <w:spacing w:before="100" w:after="100"/>
+      <w:spacing w:after="100" w:before="100"/>
       <w:ind w:firstLine="0" w:left="480" w:right="480"/>
     </w:pPr>
   </w:style>
-  <w:style w:type="paragraph" w:styleId="FootnoteText">
+  <w:style w:styleId="FootnoteText" w:type="paragraph">
     <w:name w:val="Footnote Text"/>
     <w:basedOn w:val="Normal"/>
     <w:next w:val="FootnoteText"/>
@@ -5637,28 +5883,43 @@
     <w:unhideWhenUsed/>
     <w:qFormat/>
   </w:style>
-  <w:style w:type="character" w:default="1" w:styleId="DefaultParagraphFont">
+  <w:style w:default="1" w:styleId="DefaultParagraphFont" w:type="character">
     <w:name w:val="Default Paragraph Font"/>
     <w:semiHidden/>
     <w:unhideWhenUsed/>
   </w:style>
-  <w:style w:type="table" w:default="1" w:styleId="Table">
+  <w:style w:default="1" w:styleId="Table" w:type="table">
     <w:name w:val="Table"/>
     <w:basedOn w:val="TableNormal"/>
     <w:semiHidden/>
     <w:unhideWhenUsed/>
     <w:qFormat/>
     <w:tblPr>
-      <w:tblInd w:w="0" w:type="dxa"/>
+      <w:tblInd w:type="dxa" w:w="0"/>
       <w:tblCellMar>
-        <w:top w:w="0" w:type="dxa"/>
-        <w:left w:w="108" w:type="dxa"/>
-        <w:bottom w:w="0" w:type="dxa"/>
-        <w:right w:w="108" w:type="dxa"/>
+        <w:top w:type="dxa" w:w="0"/>
+        <w:left w:type="dxa" w:w="108"/>
+        <w:bottom w:type="dxa" w:w="0"/>
+        <w:right w:type="dxa" w:w="108"/>
       </w:tblCellMar>
     </w:tblPr>
-  </w:style>
-  <w:style w:type="paragraph" w:customStyle="1" w:styleId="DefinitionTerm">
+    <w:tblStylePr w:type="firstRow">
+      <w:tblPr>
+        <w:jc w:val="left"/>
+        <w:tblInd w:type="dxa" w:w="0"/>
+      </w:tblPr>
+      <w:trPr>
+        <w:jc w:val="left"/>
+      </w:trPr>
+      <w:tcPr>
+        <w:vAlign w:val="bottom"/>
+        <w:tcBorders>
+          <w:bottom w:val="single"/>
+        </w:tcBorders>
+      </w:tcPr>
+    </w:tblStylePr>
+  </w:style>
+  <w:style w:customStyle="1" w:styleId="DefinitionTerm" w:type="paragraph">
     <w:name w:val="Definition Term"/>
     <w:basedOn w:val="Normal"/>
     <w:next w:val="Definition"/>
@@ -5671,49 +5932,49 @@
       <w:b/>
     </w:rPr>
   </w:style>
-  <w:style w:type="paragraph" w:customStyle="1" w:styleId="Definition">
+  <w:style w:customStyle="1" w:styleId="Definition" w:type="paragraph">
     <w:name w:val="Definition"/>
     <w:basedOn w:val="Normal"/>
   </w:style>
-  <w:style w:type="paragraph" w:styleId="Caption">
+  <w:style w:styleId="Caption" w:type="paragraph">
     <w:name w:val="Caption"/>
     <w:basedOn w:val="Normal"/>
     <w:link w:val="BodyTextChar"/>
     <w:pPr>
-      <w:spacing w:before="0" w:after="120"/>
+      <w:spacing w:after="120" w:before="0"/>
     </w:pPr>
     <w:rPr>
       <w:i/>
     </w:rPr>
   </w:style>
-  <w:style w:type="paragraph" w:customStyle="1" w:styleId="TableCaption">
+  <w:style w:customStyle="1" w:styleId="TableCaption" w:type="paragraph">
     <w:name w:val="Table Caption"/>
     <w:basedOn w:val="Caption"/>
     <w:pPr>
       <w:keepNext/>
     </w:pPr>
   </w:style>
-  <w:style w:type="paragraph" w:customStyle="1" w:styleId="ImageCaption">
+  <w:style w:customStyle="1" w:styleId="ImageCaption" w:type="paragraph">
     <w:name w:val="Image Caption"/>
     <w:basedOn w:val="Caption"/>
   </w:style>
-  <w:style w:type="paragraph" w:customStyle="1" w:styleId="Figure">
+  <w:style w:customStyle="1" w:styleId="Figure" w:type="paragraph">
     <w:name w:val="Figure"/>
     <w:basedOn w:val="Normal"/>
   </w:style>
-  <w:style w:type="paragraph" w:customStyle="1" w:styleId="CaptionedFigure">
+  <w:style w:customStyle="1" w:styleId="CaptionedFigure" w:type="paragraph">
     <w:name w:val="Captioned Figure"/>
     <w:basedOn w:val="Figure"/>
     <w:pPr>
       <w:keepNext/>
     </w:pPr>
   </w:style>
-  <w:style w:type="character" w:customStyle="1" w:styleId="BodyTextChar">
+  <w:style w:customStyle="1" w:styleId="BodyTextChar" w:type="character">
     <w:name w:val="Body Text Char"/>
     <w:basedOn w:val="DefaultParagraphFont"/>
     <w:link w:val="BodyText"/>
   </w:style>
-  <w:style w:type="character" w:customStyle="1" w:styleId="VerbatimChar">
+  <w:style w:customStyle="1" w:styleId="VerbatimChar" w:type="character">
     <w:name w:val="Verbatim Char"/>
     <w:basedOn w:val="BodyTextChar"/>
     <w:rPr>
@@ -5721,21 +5982,25 @@
       <w:sz w:val="22"/>
     </w:rPr>
   </w:style>
-  <w:style w:type="character" w:styleId="FootnoteReference">
+  <w:style w:customStyle="1" w:styleId="SectionNumber" w:type="character">
+    <w:name w:val="Section Number"/>
+    <w:basedOn w:val="BodyTextChar"/>
+  </w:style>
+  <w:style w:styleId="FootnoteReference" w:type="character">
     <w:name w:val="Footnote Reference"/>
     <w:basedOn w:val="BodyTextChar"/>
     <w:rPr>
       <w:vertAlign w:val="superscript"/>
     </w:rPr>
   </w:style>
-  <w:style w:type="character" w:styleId="Hyperlink">
+  <w:style w:styleId="Hyperlink" w:type="character">
     <w:name w:val="Hyperlink"/>
     <w:basedOn w:val="BodyTextChar"/>
     <w:rPr>
-      <w:color w:val="4F81BD" w:themeColor="accent1"/>
+      <w:color w:themeColor="accent1" w:val="4F81BD"/>
     </w:rPr>
   </w:style>
-  <w:style w:type="paragraph" w:styleId="TOCHeading">
+  <w:style w:styleId="TOCHeading" w:type="paragraph">
     <w:name w:val="TOC Heading"/>
     <w:basedOn w:val="Heading1"/>
     <w:next w:val="BodyText"/>
@@ -5747,10 +6012,10 @@
       <w:outlineLvl w:val="9"/>
     </w:pPr>
     <w:rPr>
-      <w:rFonts w:asciiTheme="majorHAnsi" w:eastAsiaTheme="majorEastAsia" w:hAnsiTheme="majorHAnsi" w:cstheme="majorBidi"/>
+      <w:rFonts w:asciiTheme="majorHAnsi" w:cstheme="majorBidi" w:eastAsiaTheme="majorEastAsia" w:hAnsiTheme="majorHAnsi"/>
       <w:b w:val="0"/>
       <w:bCs w:val="0"/>
-      <w:color w:val="365F91" w:themeColor="accent1" w:themeShade="BF"/>
+      <w:color w:themeColor="accent1" w:themeShade="BF" w:val="365F91"/>
     </w:rPr>
   </w:style>
   <w:style w:type="paragraph" w:customStyle="1" w:styleId="SourceCode">
@@ -5842,7 +6107,10 @@
   <w:style w:type="character" w:customStyle="1" w:styleId="ImportTok">
     <w:name w:val="ImportTok"/>
     <w:basedOn w:val="VerbatimChar"/>
-    <w:rPr/>
+    <w:rPr>
+      <w:color w:val="008000"/>
+      <w:b/>
+    </w:rPr>
   </w:style>
   <w:style w:type="character" w:customStyle="1" w:styleId="CommentTok">
     <w:name w:val="CommentTok"/>
@@ -5917,7 +6185,9 @@
   <w:style w:type="character" w:customStyle="1" w:styleId="BuiltInTok">
     <w:name w:val="BuiltInTok"/>
     <w:basedOn w:val="VerbatimChar"/>
-    <w:rPr/>
+    <w:rPr>
+      <w:color w:val="008000"/>
+    </w:rPr>
   </w:style>
   <w:style w:type="character" w:customStyle="1" w:styleId="ExtensionTok">
     <w:name w:val="ExtensionTok"/>
